--- a/AppSec/16_XXE/XXE.docx
+++ b/AppSec/16_XXE/XXE.docx
@@ -8,63 +8,72 @@
         <w:spacing w:after="0" w:line="285" w:lineRule="atLeast"/>
         <w:rPr>
           <w:rFonts w:ascii="Consolas" w:eastAsia="Times New Roman" w:hAnsi="Consolas" w:cs="Times New Roman"/>
-          <w:color w:val="3B3B3B"/>
-          <w:sz w:val="21"/>
-          <w:szCs w:val="21"/>
-          <w:lang w:val="en-US" w:eastAsia="ru-RU"/>
-        </w:rPr>
-      </w:pPr>
-      <w:proofErr w:type="gramStart"/>
-      <w:r>
-        <w:rPr>
-          <w:rFonts w:ascii="Consolas" w:eastAsia="Times New Roman" w:hAnsi="Consolas" w:cs="Times New Roman"/>
           <w:color w:val="800000"/>
           <w:sz w:val="21"/>
           <w:szCs w:val="21"/>
           <w:lang w:val="en-US" w:eastAsia="ru-RU"/>
         </w:rPr>
-        <w:t>&lt;?xml</w:t>
-      </w:r>
-      <w:proofErr w:type="gramEnd"/>
-      <w:r>
-        <w:rPr>
-          <w:rFonts w:ascii="Consolas" w:eastAsia="Times New Roman" w:hAnsi="Consolas" w:cs="Times New Roman"/>
-          <w:color w:val="E50000"/>
-          <w:sz w:val="21"/>
-          <w:szCs w:val="21"/>
-          <w:lang w:val="en-US" w:eastAsia="ru-RU"/>
-        </w:rPr>
-        <w:t xml:space="preserve"> version</w:t>
-      </w:r>
-      <w:r>
-        <w:rPr>
-          <w:rFonts w:ascii="Consolas" w:eastAsia="Times New Roman" w:hAnsi="Consolas" w:cs="Times New Roman"/>
-          <w:color w:val="000000"/>
-          <w:sz w:val="21"/>
-          <w:szCs w:val="21"/>
-          <w:lang w:val="en-US" w:eastAsia="ru-RU"/>
-        </w:rPr>
-        <w:t>=</w:t>
-      </w:r>
-      <w:r>
-        <w:rPr>
-          <w:rFonts w:ascii="Consolas" w:eastAsia="Times New Roman" w:hAnsi="Consolas" w:cs="Times New Roman"/>
-          <w:color w:val="0000FF"/>
-          <w:sz w:val="21"/>
-          <w:szCs w:val="21"/>
-          <w:lang w:val="en-US" w:eastAsia="ru-RU"/>
-        </w:rPr>
-        <w:t>"1.0"</w:t>
-      </w:r>
-      <w:r>
-        <w:rPr>
-          <w:rFonts w:ascii="Consolas" w:eastAsia="Times New Roman" w:hAnsi="Consolas" w:cs="Times New Roman"/>
+      </w:pPr>
+      <w:r>
+        <w:rPr>
+          <w:rFonts w:ascii="Consolas" w:eastAsia="Times New Roman" w:hAnsi="Consolas" w:cs="Times New Roman"/>
+          <w:noProof/>
           <w:color w:val="800000"/>
           <w:sz w:val="21"/>
           <w:szCs w:val="21"/>
-          <w:lang w:val="en-US" w:eastAsia="ru-RU"/>
-        </w:rPr>
-        <w:t>?&gt;</w:t>
+          <w:lang w:eastAsia="ru-RU"/>
+        </w:rPr>
+        <w:drawing>
+          <wp:inline distT="0" distB="0" distL="0" distR="0">
+            <wp:extent cx="5518150" cy="4643257"/>
+            <wp:effectExtent l="0" t="0" r="6350" b="5080"/>
+            <wp:docPr id="1" name="Рисунок 1" descr="E:\workspace\AppSec\AppSec\16_XXE\Successfull.png"/>
+            <wp:cNvGraphicFramePr>
+              <a:graphicFrameLocks xmlns:a="http://schemas.openxmlformats.org/drawingml/2006/main" noChangeAspect="1"/>
+            </wp:cNvGraphicFramePr>
+            <a:graphic xmlns:a="http://schemas.openxmlformats.org/drawingml/2006/main">
+              <a:graphicData uri="http://schemas.openxmlformats.org/drawingml/2006/picture">
+                <pic:pic xmlns:pic="http://schemas.openxmlformats.org/drawingml/2006/picture">
+                  <pic:nvPicPr>
+                    <pic:cNvPr id="0" name="Picture 1" descr="E:\workspace\AppSec\AppSec\16_XXE\Successfull.png"/>
+                    <pic:cNvPicPr>
+                      <a:picLocks noChangeAspect="1" noChangeArrowheads="1"/>
+                    </pic:cNvPicPr>
+                  </pic:nvPicPr>
+                  <pic:blipFill rotWithShape="1">
+                    <a:blip r:embed="rId4">
+                      <a:extLst>
+                        <a:ext uri="{28A0092B-C50C-407E-A947-70E740481C1C}">
+                          <a14:useLocalDpi xmlns:a14="http://schemas.microsoft.com/office/drawing/2010/main" val="0"/>
+                        </a:ext>
+                      </a:extLst>
+                    </a:blip>
+                    <a:srcRect l="21165"/>
+                    <a:stretch/>
+                  </pic:blipFill>
+                  <pic:spPr bwMode="auto">
+                    <a:xfrm>
+                      <a:off x="0" y="0"/>
+                      <a:ext cx="5519354" cy="4644270"/>
+                    </a:xfrm>
+                    <a:prstGeom prst="rect">
+                      <a:avLst/>
+                    </a:prstGeom>
+                    <a:noFill/>
+                    <a:ln>
+                      <a:noFill/>
+                    </a:ln>
+                    <a:extLst>
+                      <a:ext uri="{53640926-AAD7-44D8-BBD7-CCE9431645EC}">
+                        <a14:shadowObscured xmlns:a14="http://schemas.microsoft.com/office/drawing/2010/main"/>
+                      </a:ext>
+                    </a:extLst>
+                  </pic:spPr>
+                </pic:pic>
+              </a:graphicData>
+            </a:graphic>
+          </wp:inline>
+        </w:drawing>
       </w:r>
     </w:p>
     <w:p>
@@ -72,64 +81,128 @@
         <w:shd w:val="clear" w:color="auto" w:fill="FFFFFF"/>
         <w:spacing w:after="0" w:line="285" w:lineRule="atLeast"/>
         <w:rPr>
-          <w:rFonts w:ascii="Consolas" w:eastAsia="Times New Roman" w:hAnsi="Consolas" w:cs="Times New Roman"/>
-          <w:color w:val="3B3B3B"/>
-          <w:sz w:val="21"/>
-          <w:szCs w:val="21"/>
-          <w:lang w:val="en-US" w:eastAsia="ru-RU"/>
-        </w:rPr>
-      </w:pPr>
-      <w:proofErr w:type="gramStart"/>
-      <w:r>
-        <w:rPr>
-          <w:rFonts w:ascii="Consolas" w:eastAsia="Times New Roman" w:hAnsi="Consolas" w:cs="Times New Roman"/>
-          <w:color w:val="800000"/>
-          <w:sz w:val="21"/>
-          <w:szCs w:val="21"/>
-          <w:lang w:val="en-US" w:eastAsia="ru-RU"/>
-        </w:rPr>
-        <w:t>&lt;!</w:t>
-      </w:r>
-      <w:r>
-        <w:rPr>
-          <w:rFonts w:ascii="Consolas" w:eastAsia="Times New Roman" w:hAnsi="Consolas" w:cs="Times New Roman"/>
-          <w:color w:val="0000FF"/>
-          <w:sz w:val="21"/>
-          <w:szCs w:val="21"/>
-          <w:lang w:val="en-US" w:eastAsia="ru-RU"/>
-        </w:rPr>
-        <w:t>DOCTYPE</w:t>
-      </w:r>
-      <w:proofErr w:type="gramEnd"/>
-      <w:r>
-        <w:rPr>
-          <w:rFonts w:ascii="Consolas" w:eastAsia="Times New Roman" w:hAnsi="Consolas" w:cs="Times New Roman"/>
-          <w:color w:val="000000"/>
-          <w:sz w:val="21"/>
-          <w:szCs w:val="21"/>
-          <w:lang w:val="en-US" w:eastAsia="ru-RU"/>
-        </w:rPr>
-        <w:t xml:space="preserve"> </w:t>
-      </w:r>
-      <w:r>
-        <w:rPr>
-          <w:rFonts w:ascii="Consolas" w:eastAsia="Times New Roman" w:hAnsi="Consolas" w:cs="Times New Roman"/>
-          <w:color w:val="0000FF"/>
-          <w:sz w:val="21"/>
-          <w:szCs w:val="21"/>
-          <w:lang w:val="en-US" w:eastAsia="ru-RU"/>
-        </w:rPr>
-        <w:t>data</w:t>
-      </w:r>
-      <w:r>
-        <w:rPr>
-          <w:rFonts w:ascii="Consolas" w:eastAsia="Times New Roman" w:hAnsi="Consolas" w:cs="Times New Roman"/>
-          <w:color w:val="000000"/>
-          <w:sz w:val="21"/>
-          <w:szCs w:val="21"/>
-          <w:lang w:val="en-US" w:eastAsia="ru-RU"/>
-        </w:rPr>
-        <w:t xml:space="preserve"> [</w:t>
+          <w:rFonts w:ascii="Times New Roman" w:eastAsia="Times New Roman" w:hAnsi="Times New Roman" w:cs="Times New Roman"/>
+          <w:color w:val="000000" w:themeColor="text1"/>
+          <w:sz w:val="28"/>
+          <w:szCs w:val="21"/>
+          <w:lang w:eastAsia="ru-RU"/>
+        </w:rPr>
+      </w:pPr>
+      <w:r>
+        <w:rPr>
+          <w:rFonts w:ascii="Times New Roman" w:eastAsia="Times New Roman" w:hAnsi="Times New Roman" w:cs="Times New Roman"/>
+          <w:color w:val="000000" w:themeColor="text1"/>
+          <w:sz w:val="28"/>
+          <w:szCs w:val="21"/>
+          <w:lang w:eastAsia="ru-RU"/>
+        </w:rPr>
+        <w:t xml:space="preserve">Открыл </w:t>
+      </w:r>
+      <w:r>
+        <w:rPr>
+          <w:rFonts w:ascii="Times New Roman" w:eastAsia="Times New Roman" w:hAnsi="Times New Roman" w:cs="Times New Roman"/>
+          <w:color w:val="000000" w:themeColor="text1"/>
+          <w:sz w:val="28"/>
+          <w:szCs w:val="21"/>
+          <w:lang w:eastAsia="ru-RU"/>
+        </w:rPr>
+        <w:t xml:space="preserve">страницу </w:t>
+      </w:r>
+      <w:hyperlink r:id="rId5" w:history="1">
+        <w:r>
+          <w:rPr>
+            <w:rStyle w:val="a3"/>
+            <w:rFonts w:ascii="Times New Roman" w:eastAsia="Times New Roman" w:hAnsi="Times New Roman" w:cs="Times New Roman"/>
+            <w:sz w:val="28"/>
+            <w:szCs w:val="21"/>
+            <w:lang w:eastAsia="ru-RU"/>
+          </w:rPr>
+          <w:t>http://62.173.140.174:36109/parse</w:t>
+        </w:r>
+      </w:hyperlink>
+      <w:r>
+        <w:rPr>
+          <w:rFonts w:ascii="Times New Roman" w:eastAsia="Times New Roman" w:hAnsi="Times New Roman" w:cs="Times New Roman"/>
+          <w:color w:val="000000" w:themeColor="text1"/>
+          <w:sz w:val="28"/>
+          <w:szCs w:val="21"/>
+          <w:lang w:eastAsia="ru-RU"/>
+        </w:rPr>
+        <w:t xml:space="preserve"> и с</w:t>
+      </w:r>
+      <w:r>
+        <w:rPr>
+          <w:rFonts w:ascii="Times New Roman" w:eastAsia="Times New Roman" w:hAnsi="Times New Roman" w:cs="Times New Roman"/>
+          <w:color w:val="000000" w:themeColor="text1"/>
+          <w:sz w:val="28"/>
+          <w:szCs w:val="21"/>
+          <w:lang w:eastAsia="ru-RU"/>
+        </w:rPr>
+        <w:t>формировали XML с DOCTYPE и внешней сущностью</w:t>
+      </w:r>
+      <w:r>
+        <w:rPr>
+          <w:rFonts w:ascii="Times New Roman" w:eastAsia="Times New Roman" w:hAnsi="Times New Roman" w:cs="Times New Roman"/>
+          <w:color w:val="000000" w:themeColor="text1"/>
+          <w:sz w:val="28"/>
+          <w:szCs w:val="21"/>
+          <w:lang w:eastAsia="ru-RU"/>
+        </w:rPr>
+        <w:t xml:space="preserve"> – </w:t>
+      </w:r>
+      <w:r>
+        <w:rPr>
+          <w:rFonts w:ascii="Times New Roman" w:eastAsia="Times New Roman" w:hAnsi="Times New Roman" w:cs="Times New Roman"/>
+          <w:color w:val="000000" w:themeColor="text1"/>
+          <w:sz w:val="28"/>
+          <w:szCs w:val="21"/>
+          <w:lang w:eastAsia="ru-RU"/>
+        </w:rPr>
+        <w:t>///</w:t>
+      </w:r>
+      <w:proofErr w:type="spellStart"/>
+      <w:r>
+        <w:rPr>
+          <w:rFonts w:ascii="Times New Roman" w:eastAsia="Times New Roman" w:hAnsi="Times New Roman" w:cs="Times New Roman"/>
+          <w:color w:val="000000" w:themeColor="text1"/>
+          <w:sz w:val="28"/>
+          <w:szCs w:val="21"/>
+          <w:lang w:val="en-US" w:eastAsia="ru-RU"/>
+        </w:rPr>
+        <w:t>etc</w:t>
+      </w:r>
+      <w:proofErr w:type="spellEnd"/>
+      <w:r>
+        <w:rPr>
+          <w:rFonts w:ascii="Times New Roman" w:eastAsia="Times New Roman" w:hAnsi="Times New Roman" w:cs="Times New Roman"/>
+          <w:color w:val="000000" w:themeColor="text1"/>
+          <w:sz w:val="28"/>
+          <w:szCs w:val="21"/>
+          <w:lang w:eastAsia="ru-RU"/>
+        </w:rPr>
+        <w:t>/</w:t>
+      </w:r>
+      <w:proofErr w:type="spellStart"/>
+      <w:r>
+        <w:rPr>
+          <w:rFonts w:ascii="Times New Roman" w:eastAsia="Times New Roman" w:hAnsi="Times New Roman" w:cs="Times New Roman"/>
+          <w:color w:val="000000" w:themeColor="text1"/>
+          <w:sz w:val="28"/>
+          <w:szCs w:val="21"/>
+          <w:lang w:val="en-US" w:eastAsia="ru-RU"/>
+        </w:rPr>
+        <w:t>passwd</w:t>
+      </w:r>
+      <w:proofErr w:type="spellEnd"/>
+      <w:r>
+        <w:rPr>
+          <w:rFonts w:ascii="Times New Roman" w:eastAsia="Times New Roman" w:hAnsi="Times New Roman" w:cs="Times New Roman"/>
+          <w:color w:val="000000" w:themeColor="text1"/>
+          <w:sz w:val="28"/>
+          <w:szCs w:val="21"/>
+          <w:lang w:eastAsia="ru-RU"/>
+        </w:rPr>
+        <w:t>:</w:t>
       </w:r>
     </w:p>
     <w:p>
@@ -138,86 +211,12 @@
         <w:spacing w:after="0" w:line="285" w:lineRule="atLeast"/>
         <w:rPr>
           <w:rFonts w:ascii="Consolas" w:eastAsia="Times New Roman" w:hAnsi="Consolas" w:cs="Times New Roman"/>
-          <w:color w:val="3B3B3B"/>
-          <w:sz w:val="21"/>
-          <w:szCs w:val="21"/>
-          <w:lang w:val="en-US" w:eastAsia="ru-RU"/>
-        </w:rPr>
-      </w:pPr>
-      <w:r>
-        <w:rPr>
-          <w:rFonts w:ascii="Consolas" w:eastAsia="Times New Roman" w:hAnsi="Consolas" w:cs="Times New Roman"/>
-          <w:color w:val="000000"/>
-          <w:sz w:val="21"/>
-          <w:szCs w:val="21"/>
-          <w:lang w:val="en-US" w:eastAsia="ru-RU"/>
-        </w:rPr>
-        <w:t xml:space="preserve">  </w:t>
-      </w:r>
-      <w:proofErr w:type="gramStart"/>
-      <w:r>
-        <w:rPr>
-          <w:rFonts w:ascii="Consolas" w:eastAsia="Times New Roman" w:hAnsi="Consolas" w:cs="Times New Roman"/>
           <w:color w:val="800000"/>
           <w:sz w:val="21"/>
           <w:szCs w:val="21"/>
-          <w:lang w:val="en-US" w:eastAsia="ru-RU"/>
-        </w:rPr>
-        <w:t>&lt;!</w:t>
-      </w:r>
-      <w:r>
-        <w:rPr>
-          <w:rFonts w:ascii="Consolas" w:eastAsia="Times New Roman" w:hAnsi="Consolas" w:cs="Times New Roman"/>
-          <w:color w:val="0000FF"/>
-          <w:sz w:val="21"/>
-          <w:szCs w:val="21"/>
-          <w:lang w:val="en-US" w:eastAsia="ru-RU"/>
-        </w:rPr>
-        <w:t>ENTITY</w:t>
-      </w:r>
-      <w:proofErr w:type="gramEnd"/>
-      <w:r>
-        <w:rPr>
-          <w:rFonts w:ascii="Consolas" w:eastAsia="Times New Roman" w:hAnsi="Consolas" w:cs="Times New Roman"/>
-          <w:color w:val="000000"/>
-          <w:sz w:val="21"/>
-          <w:szCs w:val="21"/>
-          <w:lang w:val="en-US" w:eastAsia="ru-RU"/>
-        </w:rPr>
-        <w:t xml:space="preserve"> </w:t>
-      </w:r>
-      <w:proofErr w:type="spellStart"/>
-      <w:r>
-        <w:rPr>
-          <w:rFonts w:ascii="Consolas" w:eastAsia="Times New Roman" w:hAnsi="Consolas" w:cs="Times New Roman"/>
-          <w:color w:val="0000FF"/>
-          <w:sz w:val="21"/>
-          <w:szCs w:val="21"/>
-          <w:lang w:val="en-US" w:eastAsia="ru-RU"/>
-        </w:rPr>
-        <w:t>xxe</w:t>
-      </w:r>
-      <w:proofErr w:type="spellEnd"/>
-      <w:r>
-        <w:rPr>
-          <w:rFonts w:ascii="Consolas" w:eastAsia="Times New Roman" w:hAnsi="Consolas" w:cs="Times New Roman"/>
-          <w:color w:val="0000FF"/>
-          <w:sz w:val="21"/>
-          <w:szCs w:val="21"/>
-          <w:lang w:val="en-US" w:eastAsia="ru-RU"/>
-        </w:rPr>
-        <w:t xml:space="preserve"> SYSTEM "file:///etc/passwd"</w:t>
-      </w:r>
-      <w:r>
-        <w:rPr>
-          <w:rFonts w:ascii="Consolas" w:eastAsia="Times New Roman" w:hAnsi="Consolas" w:cs="Times New Roman"/>
-          <w:color w:val="800000"/>
-          <w:sz w:val="21"/>
-          <w:szCs w:val="21"/>
-          <w:lang w:val="en-US" w:eastAsia="ru-RU"/>
-        </w:rPr>
-        <w:t>&gt;</w:t>
-      </w:r>
+          <w:lang w:eastAsia="ru-RU"/>
+        </w:rPr>
+      </w:pPr>
     </w:p>
     <w:p>
       <w:pPr>
@@ -228,18 +227,70 @@
           <w:color w:val="3B3B3B"/>
           <w:sz w:val="21"/>
           <w:szCs w:val="21"/>
-          <w:lang w:val="en-US" w:eastAsia="ru-RU"/>
-        </w:rPr>
-      </w:pPr>
+          <w:lang w:eastAsia="ru-RU"/>
+        </w:rPr>
+      </w:pPr>
+      <w:proofErr w:type="gramStart"/>
+      <w:r>
+        <w:rPr>
+          <w:rFonts w:ascii="Consolas" w:eastAsia="Times New Roman" w:hAnsi="Consolas" w:cs="Times New Roman"/>
+          <w:color w:val="800000"/>
+          <w:sz w:val="21"/>
+          <w:szCs w:val="21"/>
+          <w:lang w:eastAsia="ru-RU"/>
+        </w:rPr>
+        <w:t>&lt;?</w:t>
+      </w:r>
+      <w:r>
+        <w:rPr>
+          <w:rFonts w:ascii="Consolas" w:eastAsia="Times New Roman" w:hAnsi="Consolas" w:cs="Times New Roman"/>
+          <w:color w:val="800000"/>
+          <w:sz w:val="21"/>
+          <w:szCs w:val="21"/>
+          <w:lang w:val="en-US" w:eastAsia="ru-RU"/>
+        </w:rPr>
+        <w:t>xml</w:t>
+      </w:r>
+      <w:proofErr w:type="gramEnd"/>
+      <w:r>
+        <w:rPr>
+          <w:rFonts w:ascii="Consolas" w:eastAsia="Times New Roman" w:hAnsi="Consolas" w:cs="Times New Roman"/>
+          <w:color w:val="E50000"/>
+          <w:sz w:val="21"/>
+          <w:szCs w:val="21"/>
+          <w:lang w:eastAsia="ru-RU"/>
+        </w:rPr>
+        <w:t xml:space="preserve"> </w:t>
+      </w:r>
+      <w:r>
+        <w:rPr>
+          <w:rFonts w:ascii="Consolas" w:eastAsia="Times New Roman" w:hAnsi="Consolas" w:cs="Times New Roman"/>
+          <w:color w:val="E50000"/>
+          <w:sz w:val="21"/>
+          <w:szCs w:val="21"/>
+          <w:lang w:val="en-US" w:eastAsia="ru-RU"/>
+        </w:rPr>
+        <w:t>version</w:t>
+      </w:r>
       <w:r>
         <w:rPr>
           <w:rFonts w:ascii="Consolas" w:eastAsia="Times New Roman" w:hAnsi="Consolas" w:cs="Times New Roman"/>
           <w:color w:val="000000"/>
           <w:sz w:val="21"/>
           <w:szCs w:val="21"/>
-          <w:lang w:val="en-US" w:eastAsia="ru-RU"/>
-        </w:rPr>
-        <w:t>]</w:t>
+          <w:lang w:eastAsia="ru-RU"/>
+        </w:rPr>
+        <w:t>=</w:t>
+      </w:r>
+      <w:r>
+        <w:rPr>
+          <w:rFonts w:ascii="Consolas" w:eastAsia="Times New Roman" w:hAnsi="Consolas" w:cs="Times New Roman"/>
+          <w:color w:val="0000FF"/>
+          <w:sz w:val="21"/>
+          <w:szCs w:val="21"/>
+          <w:lang w:eastAsia="ru-RU"/>
+        </w:rPr>
+        <w:t>"1.0"</w:t>
       </w:r>
       <w:r>
         <w:rPr>
@@ -247,9 +298,9 @@
           <w:color w:val="800000"/>
           <w:sz w:val="21"/>
           <w:szCs w:val="21"/>
-          <w:lang w:val="en-US" w:eastAsia="ru-RU"/>
-        </w:rPr>
-        <w:t>&gt;</w:t>
+          <w:lang w:eastAsia="ru-RU"/>
+        </w:rPr>
+        <w:t>?&gt;</w:t>
       </w:r>
     </w:p>
     <w:p>
@@ -264,6 +315,7 @@
           <w:lang w:val="en-US" w:eastAsia="ru-RU"/>
         </w:rPr>
       </w:pPr>
+      <w:proofErr w:type="gramStart"/>
       <w:r>
         <w:rPr>
           <w:rFonts w:ascii="Consolas" w:eastAsia="Times New Roman" w:hAnsi="Consolas" w:cs="Times New Roman"/>
@@ -272,29 +324,48 @@
           <w:szCs w:val="21"/>
           <w:lang w:val="en-US" w:eastAsia="ru-RU"/>
         </w:rPr>
-        <w:t>&lt;</w:t>
-      </w:r>
-      <w:proofErr w:type="gramStart"/>
-      <w:r>
-        <w:rPr>
-          <w:rFonts w:ascii="Consolas" w:eastAsia="Times New Roman" w:hAnsi="Consolas" w:cs="Times New Roman"/>
-          <w:color w:val="800000"/>
-          <w:sz w:val="21"/>
-          <w:szCs w:val="21"/>
-          <w:lang w:val="en-US" w:eastAsia="ru-RU"/>
-        </w:rPr>
-        <w:t>user</w:t>
+        <w:t>&lt;!</w:t>
+      </w:r>
+      <w:r>
+        <w:rPr>
+          <w:rFonts w:ascii="Consolas" w:eastAsia="Times New Roman" w:hAnsi="Consolas" w:cs="Times New Roman"/>
+          <w:color w:val="0000FF"/>
+          <w:sz w:val="21"/>
+          <w:szCs w:val="21"/>
+          <w:lang w:val="en-US" w:eastAsia="ru-RU"/>
+        </w:rPr>
+        <w:t>DOCTYPE</w:t>
       </w:r>
       <w:proofErr w:type="gramEnd"/>
       <w:r>
         <w:rPr>
           <w:rFonts w:ascii="Consolas" w:eastAsia="Times New Roman" w:hAnsi="Consolas" w:cs="Times New Roman"/>
-          <w:color w:val="800000"/>
-          <w:sz w:val="21"/>
-          <w:szCs w:val="21"/>
-          <w:lang w:val="en-US" w:eastAsia="ru-RU"/>
-        </w:rPr>
-        <w:t>&gt;</w:t>
+          <w:color w:val="000000"/>
+          <w:sz w:val="21"/>
+          <w:szCs w:val="21"/>
+          <w:lang w:val="en-US" w:eastAsia="ru-RU"/>
+        </w:rPr>
+        <w:t xml:space="preserve"> </w:t>
+      </w:r>
+      <w:r>
+        <w:rPr>
+          <w:rFonts w:ascii="Consolas" w:eastAsia="Times New Roman" w:hAnsi="Consolas" w:cs="Times New Roman"/>
+          <w:color w:val="0000FF"/>
+          <w:sz w:val="21"/>
+          <w:szCs w:val="21"/>
+          <w:lang w:val="en-US" w:eastAsia="ru-RU"/>
+        </w:rPr>
+        <w:t>data</w:t>
+      </w:r>
+      <w:r>
+        <w:rPr>
+          <w:rFonts w:ascii="Consolas" w:eastAsia="Times New Roman" w:hAnsi="Consolas" w:cs="Times New Roman"/>
+          <w:color w:val="000000"/>
+          <w:sz w:val="21"/>
+          <w:szCs w:val="21"/>
+          <w:lang w:val="en-US" w:eastAsia="ru-RU"/>
+        </w:rPr>
+        <w:t xml:space="preserve"> [</w:t>
       </w:r>
     </w:p>
     <w:p>
@@ -317,6 +388,171 @@
           <w:szCs w:val="21"/>
           <w:lang w:val="en-US" w:eastAsia="ru-RU"/>
         </w:rPr>
+        <w:t xml:space="preserve">  </w:t>
+      </w:r>
+      <w:proofErr w:type="gramStart"/>
+      <w:r>
+        <w:rPr>
+          <w:rFonts w:ascii="Consolas" w:eastAsia="Times New Roman" w:hAnsi="Consolas" w:cs="Times New Roman"/>
+          <w:color w:val="800000"/>
+          <w:sz w:val="21"/>
+          <w:szCs w:val="21"/>
+          <w:lang w:val="en-US" w:eastAsia="ru-RU"/>
+        </w:rPr>
+        <w:t>&lt;!</w:t>
+      </w:r>
+      <w:r>
+        <w:rPr>
+          <w:rFonts w:ascii="Consolas" w:eastAsia="Times New Roman" w:hAnsi="Consolas" w:cs="Times New Roman"/>
+          <w:color w:val="0000FF"/>
+          <w:sz w:val="21"/>
+          <w:szCs w:val="21"/>
+          <w:lang w:val="en-US" w:eastAsia="ru-RU"/>
+        </w:rPr>
+        <w:t>ENTITY</w:t>
+      </w:r>
+      <w:proofErr w:type="gramEnd"/>
+      <w:r>
+        <w:rPr>
+          <w:rFonts w:ascii="Consolas" w:eastAsia="Times New Roman" w:hAnsi="Consolas" w:cs="Times New Roman"/>
+          <w:color w:val="000000"/>
+          <w:sz w:val="21"/>
+          <w:szCs w:val="21"/>
+          <w:lang w:val="en-US" w:eastAsia="ru-RU"/>
+        </w:rPr>
+        <w:t xml:space="preserve"> </w:t>
+      </w:r>
+      <w:proofErr w:type="spellStart"/>
+      <w:r>
+        <w:rPr>
+          <w:rFonts w:ascii="Consolas" w:eastAsia="Times New Roman" w:hAnsi="Consolas" w:cs="Times New Roman"/>
+          <w:color w:val="0000FF"/>
+          <w:sz w:val="21"/>
+          <w:szCs w:val="21"/>
+          <w:lang w:val="en-US" w:eastAsia="ru-RU"/>
+        </w:rPr>
+        <w:t>xxe</w:t>
+      </w:r>
+      <w:proofErr w:type="spellEnd"/>
+      <w:r>
+        <w:rPr>
+          <w:rFonts w:ascii="Consolas" w:eastAsia="Times New Roman" w:hAnsi="Consolas" w:cs="Times New Roman"/>
+          <w:color w:val="0000FF"/>
+          <w:sz w:val="21"/>
+          <w:szCs w:val="21"/>
+          <w:lang w:val="en-US" w:eastAsia="ru-RU"/>
+        </w:rPr>
+        <w:t xml:space="preserve"> SYSTEM "file:///etc/passwd"</w:t>
+      </w:r>
+      <w:r>
+        <w:rPr>
+          <w:rFonts w:ascii="Consolas" w:eastAsia="Times New Roman" w:hAnsi="Consolas" w:cs="Times New Roman"/>
+          <w:color w:val="800000"/>
+          <w:sz w:val="21"/>
+          <w:szCs w:val="21"/>
+          <w:lang w:val="en-US" w:eastAsia="ru-RU"/>
+        </w:rPr>
+        <w:t>&gt;</w:t>
+      </w:r>
+    </w:p>
+    <w:p>
+      <w:pPr>
+        <w:shd w:val="clear" w:color="auto" w:fill="FFFFFF"/>
+        <w:spacing w:after="0" w:line="285" w:lineRule="atLeast"/>
+        <w:rPr>
+          <w:rFonts w:ascii="Consolas" w:eastAsia="Times New Roman" w:hAnsi="Consolas" w:cs="Times New Roman"/>
+          <w:color w:val="3B3B3B"/>
+          <w:sz w:val="21"/>
+          <w:szCs w:val="21"/>
+          <w:lang w:val="en-US" w:eastAsia="ru-RU"/>
+        </w:rPr>
+      </w:pPr>
+      <w:r>
+        <w:rPr>
+          <w:rFonts w:ascii="Consolas" w:eastAsia="Times New Roman" w:hAnsi="Consolas" w:cs="Times New Roman"/>
+          <w:color w:val="000000"/>
+          <w:sz w:val="21"/>
+          <w:szCs w:val="21"/>
+          <w:lang w:val="en-US" w:eastAsia="ru-RU"/>
+        </w:rPr>
+        <w:t>]</w:t>
+      </w:r>
+      <w:r>
+        <w:rPr>
+          <w:rFonts w:ascii="Consolas" w:eastAsia="Times New Roman" w:hAnsi="Consolas" w:cs="Times New Roman"/>
+          <w:color w:val="800000"/>
+          <w:sz w:val="21"/>
+          <w:szCs w:val="21"/>
+          <w:lang w:val="en-US" w:eastAsia="ru-RU"/>
+        </w:rPr>
+        <w:t>&gt;</w:t>
+      </w:r>
+    </w:p>
+    <w:p>
+      <w:pPr>
+        <w:shd w:val="clear" w:color="auto" w:fill="FFFFFF"/>
+        <w:spacing w:after="0" w:line="285" w:lineRule="atLeast"/>
+        <w:rPr>
+          <w:rFonts w:ascii="Consolas" w:eastAsia="Times New Roman" w:hAnsi="Consolas" w:cs="Times New Roman"/>
+          <w:color w:val="3B3B3B"/>
+          <w:sz w:val="21"/>
+          <w:szCs w:val="21"/>
+          <w:lang w:val="en-US" w:eastAsia="ru-RU"/>
+        </w:rPr>
+      </w:pPr>
+      <w:r>
+        <w:rPr>
+          <w:rFonts w:ascii="Consolas" w:eastAsia="Times New Roman" w:hAnsi="Consolas" w:cs="Times New Roman"/>
+          <w:color w:val="800000"/>
+          <w:sz w:val="21"/>
+          <w:szCs w:val="21"/>
+          <w:lang w:val="en-US" w:eastAsia="ru-RU"/>
+        </w:rPr>
+        <w:t>&lt;</w:t>
+      </w:r>
+      <w:proofErr w:type="gramStart"/>
+      <w:r>
+        <w:rPr>
+          <w:rFonts w:ascii="Consolas" w:eastAsia="Times New Roman" w:hAnsi="Consolas" w:cs="Times New Roman"/>
+          <w:color w:val="800000"/>
+          <w:sz w:val="21"/>
+          <w:szCs w:val="21"/>
+          <w:lang w:val="en-US" w:eastAsia="ru-RU"/>
+        </w:rPr>
+        <w:t>user</w:t>
+      </w:r>
+      <w:proofErr w:type="gramEnd"/>
+      <w:r>
+        <w:rPr>
+          <w:rFonts w:ascii="Consolas" w:eastAsia="Times New Roman" w:hAnsi="Consolas" w:cs="Times New Roman"/>
+          <w:color w:val="800000"/>
+          <w:sz w:val="21"/>
+          <w:szCs w:val="21"/>
+          <w:lang w:val="en-US" w:eastAsia="ru-RU"/>
+        </w:rPr>
+        <w:t>&gt;</w:t>
+      </w:r>
+    </w:p>
+    <w:p>
+      <w:pPr>
+        <w:shd w:val="clear" w:color="auto" w:fill="FFFFFF"/>
+        <w:spacing w:after="0" w:line="285" w:lineRule="atLeast"/>
+        <w:rPr>
+          <w:rFonts w:ascii="Consolas" w:eastAsia="Times New Roman" w:hAnsi="Consolas" w:cs="Times New Roman"/>
+          <w:color w:val="3B3B3B"/>
+          <w:sz w:val="21"/>
+          <w:szCs w:val="21"/>
+          <w:lang w:val="en-US" w:eastAsia="ru-RU"/>
+        </w:rPr>
+      </w:pPr>
+      <w:r>
+        <w:rPr>
+          <w:rFonts w:ascii="Consolas" w:eastAsia="Times New Roman" w:hAnsi="Consolas" w:cs="Times New Roman"/>
+          <w:color w:val="000000"/>
+          <w:sz w:val="21"/>
+          <w:szCs w:val="21"/>
+          <w:lang w:val="en-US" w:eastAsia="ru-RU"/>
+        </w:rPr>
         <w:t xml:space="preserve">    </w:t>
       </w:r>
       <w:r>
@@ -393,487 +629,1966 @@
         </w:rPr>
         <w:t>&lt;/name&gt;</w:t>
       </w:r>
+    </w:p>
+    <w:p>
+      <w:pPr>
+        <w:shd w:val="clear" w:color="auto" w:fill="FFFFFF"/>
+        <w:spacing w:after="0" w:line="285" w:lineRule="atLeast"/>
+        <w:rPr>
+          <w:rFonts w:ascii="Consolas" w:eastAsia="Times New Roman" w:hAnsi="Consolas" w:cs="Times New Roman"/>
+          <w:color w:val="3B3B3B"/>
+          <w:sz w:val="21"/>
+          <w:szCs w:val="21"/>
+          <w:lang w:val="en-US" w:eastAsia="ru-RU"/>
+        </w:rPr>
+      </w:pPr>
+      <w:r>
+        <w:rPr>
+          <w:rFonts w:ascii="Consolas" w:eastAsia="Times New Roman" w:hAnsi="Consolas" w:cs="Times New Roman"/>
+          <w:color w:val="800000"/>
+          <w:sz w:val="21"/>
+          <w:szCs w:val="21"/>
+          <w:lang w:val="en-US" w:eastAsia="ru-RU"/>
+        </w:rPr>
+        <w:t>&lt;/user&gt;</w:t>
+      </w:r>
+    </w:p>
+    <w:p>
+      <w:pPr>
+        <w:rPr>
+          <w:sz w:val="28"/>
+          <w:szCs w:val="28"/>
+          <w:lang w:val="en-US"/>
+        </w:rPr>
+      </w:pPr>
+    </w:p>
+    <w:p>
+      <w:pPr>
+        <w:rPr>
+          <w:rFonts w:ascii="Times New Roman" w:eastAsia="Times New Roman" w:hAnsi="Times New Roman" w:cs="Times New Roman"/>
+          <w:color w:val="000000" w:themeColor="text1"/>
+          <w:sz w:val="28"/>
+          <w:szCs w:val="28"/>
+          <w:lang w:eastAsia="ru-RU"/>
+        </w:rPr>
+      </w:pPr>
+      <w:r>
+        <w:rPr>
+          <w:rFonts w:ascii="Times New Roman" w:hAnsi="Times New Roman" w:cs="Times New Roman"/>
+          <w:sz w:val="28"/>
+          <w:szCs w:val="28"/>
+        </w:rPr>
+        <w:t xml:space="preserve">В ответ содержимое файла </w:t>
+      </w:r>
+      <w:proofErr w:type="spellStart"/>
+      <w:r>
+        <w:rPr>
+          <w:rFonts w:ascii="Times New Roman" w:eastAsia="Times New Roman" w:hAnsi="Times New Roman" w:cs="Times New Roman"/>
+          <w:color w:val="000000" w:themeColor="text1"/>
+          <w:sz w:val="28"/>
+          <w:szCs w:val="28"/>
+          <w:lang w:val="en-US" w:eastAsia="ru-RU"/>
+        </w:rPr>
+        <w:t>passwd</w:t>
+      </w:r>
+      <w:proofErr w:type="spellEnd"/>
+      <w:r>
+        <w:rPr>
+          <w:rFonts w:ascii="Times New Roman" w:eastAsia="Times New Roman" w:hAnsi="Times New Roman" w:cs="Times New Roman"/>
+          <w:color w:val="000000" w:themeColor="text1"/>
+          <w:sz w:val="28"/>
+          <w:szCs w:val="28"/>
+          <w:lang w:eastAsia="ru-RU"/>
+        </w:rPr>
+        <w:t>:</w:t>
+      </w:r>
+    </w:p>
+    <w:p>
+      <w:pPr>
+        <w:spacing w:after="0" w:line="240" w:lineRule="atLeast"/>
+        <w:rPr>
+          <w:rFonts w:ascii="Times New Roman" w:hAnsi="Times New Roman" w:cs="Times New Roman"/>
+          <w:sz w:val="24"/>
+          <w:lang w:val="en-US"/>
+        </w:rPr>
+      </w:pPr>
+      <w:proofErr w:type="gramStart"/>
+      <w:r>
+        <w:rPr>
+          <w:rFonts w:ascii="Times New Roman" w:hAnsi="Times New Roman" w:cs="Times New Roman"/>
+          <w:sz w:val="24"/>
+          <w:lang w:val="en-US"/>
+        </w:rPr>
+        <w:t>root:</w:t>
+      </w:r>
+      <w:proofErr w:type="gramEnd"/>
+      <w:r>
+        <w:rPr>
+          <w:rFonts w:ascii="Times New Roman" w:hAnsi="Times New Roman" w:cs="Times New Roman"/>
+          <w:sz w:val="24"/>
+          <w:lang w:val="en-US"/>
+        </w:rPr>
+        <w:t>x:0:0:root:/root:/bin/bash</w:t>
+      </w:r>
+    </w:p>
+    <w:p>
+      <w:pPr>
+        <w:spacing w:after="0" w:line="240" w:lineRule="atLeast"/>
+        <w:rPr>
+          <w:rFonts w:ascii="Times New Roman" w:hAnsi="Times New Roman" w:cs="Times New Roman"/>
+          <w:sz w:val="24"/>
+          <w:lang w:val="en-US"/>
+        </w:rPr>
+      </w:pPr>
+      <w:proofErr w:type="gramStart"/>
+      <w:r>
+        <w:rPr>
+          <w:rFonts w:ascii="Times New Roman" w:hAnsi="Times New Roman" w:cs="Times New Roman"/>
+          <w:sz w:val="24"/>
+          <w:lang w:val="en-US"/>
+        </w:rPr>
+        <w:t>daemon:</w:t>
+      </w:r>
+      <w:proofErr w:type="gramEnd"/>
+      <w:r>
+        <w:rPr>
+          <w:rFonts w:ascii="Times New Roman" w:hAnsi="Times New Roman" w:cs="Times New Roman"/>
+          <w:sz w:val="24"/>
+          <w:lang w:val="en-US"/>
+        </w:rPr>
+        <w:t>x:1:1:daemon:/</w:t>
+      </w:r>
+      <w:proofErr w:type="spellStart"/>
+      <w:r>
+        <w:rPr>
+          <w:rFonts w:ascii="Times New Roman" w:hAnsi="Times New Roman" w:cs="Times New Roman"/>
+          <w:sz w:val="24"/>
+          <w:lang w:val="en-US"/>
+        </w:rPr>
+        <w:t>usr</w:t>
+      </w:r>
+      <w:proofErr w:type="spellEnd"/>
+      <w:r>
+        <w:rPr>
+          <w:rFonts w:ascii="Times New Roman" w:hAnsi="Times New Roman" w:cs="Times New Roman"/>
+          <w:sz w:val="24"/>
+          <w:lang w:val="en-US"/>
+        </w:rPr>
+        <w:t>/</w:t>
+      </w:r>
+      <w:proofErr w:type="spellStart"/>
+      <w:r>
+        <w:rPr>
+          <w:rFonts w:ascii="Times New Roman" w:hAnsi="Times New Roman" w:cs="Times New Roman"/>
+          <w:sz w:val="24"/>
+          <w:lang w:val="en-US"/>
+        </w:rPr>
+        <w:t>sbin</w:t>
+      </w:r>
+      <w:proofErr w:type="spellEnd"/>
+      <w:r>
+        <w:rPr>
+          <w:rFonts w:ascii="Times New Roman" w:hAnsi="Times New Roman" w:cs="Times New Roman"/>
+          <w:sz w:val="24"/>
+          <w:lang w:val="en-US"/>
+        </w:rPr>
+        <w:t>:/</w:t>
+      </w:r>
+      <w:proofErr w:type="spellStart"/>
+      <w:r>
+        <w:rPr>
+          <w:rFonts w:ascii="Times New Roman" w:hAnsi="Times New Roman" w:cs="Times New Roman"/>
+          <w:sz w:val="24"/>
+          <w:lang w:val="en-US"/>
+        </w:rPr>
+        <w:t>usr</w:t>
+      </w:r>
+      <w:proofErr w:type="spellEnd"/>
+      <w:r>
+        <w:rPr>
+          <w:rFonts w:ascii="Times New Roman" w:hAnsi="Times New Roman" w:cs="Times New Roman"/>
+          <w:sz w:val="24"/>
+          <w:lang w:val="en-US"/>
+        </w:rPr>
+        <w:t>/</w:t>
+      </w:r>
+      <w:proofErr w:type="spellStart"/>
+      <w:r>
+        <w:rPr>
+          <w:rFonts w:ascii="Times New Roman" w:hAnsi="Times New Roman" w:cs="Times New Roman"/>
+          <w:sz w:val="24"/>
+          <w:lang w:val="en-US"/>
+        </w:rPr>
+        <w:t>sbin</w:t>
+      </w:r>
+      <w:proofErr w:type="spellEnd"/>
+      <w:r>
+        <w:rPr>
+          <w:rFonts w:ascii="Times New Roman" w:hAnsi="Times New Roman" w:cs="Times New Roman"/>
+          <w:sz w:val="24"/>
+          <w:lang w:val="en-US"/>
+        </w:rPr>
+        <w:t>/</w:t>
+      </w:r>
+      <w:proofErr w:type="spellStart"/>
+      <w:r>
+        <w:rPr>
+          <w:rFonts w:ascii="Times New Roman" w:hAnsi="Times New Roman" w:cs="Times New Roman"/>
+          <w:sz w:val="24"/>
+          <w:lang w:val="en-US"/>
+        </w:rPr>
+        <w:t>nologin</w:t>
+      </w:r>
+      <w:proofErr w:type="spellEnd"/>
+    </w:p>
+    <w:p>
+      <w:pPr>
+        <w:spacing w:after="0" w:line="240" w:lineRule="atLeast"/>
+        <w:rPr>
+          <w:rFonts w:ascii="Times New Roman" w:hAnsi="Times New Roman" w:cs="Times New Roman"/>
+          <w:sz w:val="24"/>
+          <w:lang w:val="en-US"/>
+        </w:rPr>
+      </w:pPr>
+      <w:proofErr w:type="gramStart"/>
+      <w:r>
+        <w:rPr>
+          <w:rFonts w:ascii="Times New Roman" w:hAnsi="Times New Roman" w:cs="Times New Roman"/>
+          <w:sz w:val="24"/>
+          <w:lang w:val="en-US"/>
+        </w:rPr>
+        <w:t>bin:</w:t>
+      </w:r>
+      <w:proofErr w:type="gramEnd"/>
+      <w:r>
+        <w:rPr>
+          <w:rFonts w:ascii="Times New Roman" w:hAnsi="Times New Roman" w:cs="Times New Roman"/>
+          <w:sz w:val="24"/>
+          <w:lang w:val="en-US"/>
+        </w:rPr>
+        <w:t>x:2:2:bin:/bin:/</w:t>
+      </w:r>
+      <w:proofErr w:type="spellStart"/>
+      <w:r>
+        <w:rPr>
+          <w:rFonts w:ascii="Times New Roman" w:hAnsi="Times New Roman" w:cs="Times New Roman"/>
+          <w:sz w:val="24"/>
+          <w:lang w:val="en-US"/>
+        </w:rPr>
+        <w:t>usr</w:t>
+      </w:r>
+      <w:proofErr w:type="spellEnd"/>
+      <w:r>
+        <w:rPr>
+          <w:rFonts w:ascii="Times New Roman" w:hAnsi="Times New Roman" w:cs="Times New Roman"/>
+          <w:sz w:val="24"/>
+          <w:lang w:val="en-US"/>
+        </w:rPr>
+        <w:t>/</w:t>
+      </w:r>
+      <w:proofErr w:type="spellStart"/>
+      <w:r>
+        <w:rPr>
+          <w:rFonts w:ascii="Times New Roman" w:hAnsi="Times New Roman" w:cs="Times New Roman"/>
+          <w:sz w:val="24"/>
+          <w:lang w:val="en-US"/>
+        </w:rPr>
+        <w:t>sbin</w:t>
+      </w:r>
+      <w:proofErr w:type="spellEnd"/>
+      <w:r>
+        <w:rPr>
+          <w:rFonts w:ascii="Times New Roman" w:hAnsi="Times New Roman" w:cs="Times New Roman"/>
+          <w:sz w:val="24"/>
+          <w:lang w:val="en-US"/>
+        </w:rPr>
+        <w:t>/</w:t>
+      </w:r>
+      <w:proofErr w:type="spellStart"/>
+      <w:r>
+        <w:rPr>
+          <w:rFonts w:ascii="Times New Roman" w:hAnsi="Times New Roman" w:cs="Times New Roman"/>
+          <w:sz w:val="24"/>
+          <w:lang w:val="en-US"/>
+        </w:rPr>
+        <w:t>nologin</w:t>
+      </w:r>
+      <w:proofErr w:type="spellEnd"/>
+    </w:p>
+    <w:p>
+      <w:pPr>
+        <w:spacing w:after="0" w:line="240" w:lineRule="atLeast"/>
+        <w:rPr>
+          <w:rFonts w:ascii="Times New Roman" w:hAnsi="Times New Roman" w:cs="Times New Roman"/>
+          <w:sz w:val="24"/>
+          <w:lang w:val="en-US"/>
+        </w:rPr>
+      </w:pPr>
+      <w:proofErr w:type="gramStart"/>
+      <w:r>
+        <w:rPr>
+          <w:rFonts w:ascii="Times New Roman" w:hAnsi="Times New Roman" w:cs="Times New Roman"/>
+          <w:sz w:val="24"/>
+          <w:lang w:val="en-US"/>
+        </w:rPr>
+        <w:t>sys:</w:t>
+      </w:r>
+      <w:proofErr w:type="gramEnd"/>
+      <w:r>
+        <w:rPr>
+          <w:rFonts w:ascii="Times New Roman" w:hAnsi="Times New Roman" w:cs="Times New Roman"/>
+          <w:sz w:val="24"/>
+          <w:lang w:val="en-US"/>
+        </w:rPr>
+        <w:t>x:3:3:sys:/dev:/</w:t>
+      </w:r>
+      <w:proofErr w:type="spellStart"/>
+      <w:r>
+        <w:rPr>
+          <w:rFonts w:ascii="Times New Roman" w:hAnsi="Times New Roman" w:cs="Times New Roman"/>
+          <w:sz w:val="24"/>
+          <w:lang w:val="en-US"/>
+        </w:rPr>
+        <w:t>usr</w:t>
+      </w:r>
+      <w:proofErr w:type="spellEnd"/>
+      <w:r>
+        <w:rPr>
+          <w:rFonts w:ascii="Times New Roman" w:hAnsi="Times New Roman" w:cs="Times New Roman"/>
+          <w:sz w:val="24"/>
+          <w:lang w:val="en-US"/>
+        </w:rPr>
+        <w:t>/</w:t>
+      </w:r>
+      <w:proofErr w:type="spellStart"/>
+      <w:r>
+        <w:rPr>
+          <w:rFonts w:ascii="Times New Roman" w:hAnsi="Times New Roman" w:cs="Times New Roman"/>
+          <w:sz w:val="24"/>
+          <w:lang w:val="en-US"/>
+        </w:rPr>
+        <w:t>sbin</w:t>
+      </w:r>
+      <w:proofErr w:type="spellEnd"/>
+      <w:r>
+        <w:rPr>
+          <w:rFonts w:ascii="Times New Roman" w:hAnsi="Times New Roman" w:cs="Times New Roman"/>
+          <w:sz w:val="24"/>
+          <w:lang w:val="en-US"/>
+        </w:rPr>
+        <w:t>/</w:t>
+      </w:r>
+      <w:proofErr w:type="spellStart"/>
+      <w:r>
+        <w:rPr>
+          <w:rFonts w:ascii="Times New Roman" w:hAnsi="Times New Roman" w:cs="Times New Roman"/>
+          <w:sz w:val="24"/>
+          <w:lang w:val="en-US"/>
+        </w:rPr>
+        <w:t>nologin</w:t>
+      </w:r>
+      <w:proofErr w:type="spellEnd"/>
+    </w:p>
+    <w:p>
+      <w:pPr>
+        <w:spacing w:after="0" w:line="240" w:lineRule="atLeast"/>
+        <w:rPr>
+          <w:rFonts w:ascii="Times New Roman" w:hAnsi="Times New Roman" w:cs="Times New Roman"/>
+          <w:sz w:val="24"/>
+          <w:lang w:val="en-US"/>
+        </w:rPr>
+      </w:pPr>
+      <w:proofErr w:type="gramStart"/>
+      <w:r>
+        <w:rPr>
+          <w:rFonts w:ascii="Times New Roman" w:hAnsi="Times New Roman" w:cs="Times New Roman"/>
+          <w:sz w:val="24"/>
+          <w:lang w:val="en-US"/>
+        </w:rPr>
+        <w:t>sync:</w:t>
+      </w:r>
+      <w:proofErr w:type="gramEnd"/>
+      <w:r>
+        <w:rPr>
+          <w:rFonts w:ascii="Times New Roman" w:hAnsi="Times New Roman" w:cs="Times New Roman"/>
+          <w:sz w:val="24"/>
+          <w:lang w:val="en-US"/>
+        </w:rPr>
+        <w:t>x:4:65534:sync:/bin:/bin/sync</w:t>
+      </w:r>
+    </w:p>
+    <w:p>
+      <w:pPr>
+        <w:spacing w:after="0" w:line="240" w:lineRule="atLeast"/>
+        <w:rPr>
+          <w:rFonts w:ascii="Times New Roman" w:hAnsi="Times New Roman" w:cs="Times New Roman"/>
+          <w:sz w:val="24"/>
+          <w:lang w:val="en-US"/>
+        </w:rPr>
+      </w:pPr>
+      <w:proofErr w:type="gramStart"/>
+      <w:r>
+        <w:rPr>
+          <w:rFonts w:ascii="Times New Roman" w:hAnsi="Times New Roman" w:cs="Times New Roman"/>
+          <w:sz w:val="24"/>
+          <w:lang w:val="en-US"/>
+        </w:rPr>
+        <w:t>games:</w:t>
+      </w:r>
+      <w:proofErr w:type="gramEnd"/>
+      <w:r>
+        <w:rPr>
+          <w:rFonts w:ascii="Times New Roman" w:hAnsi="Times New Roman" w:cs="Times New Roman"/>
+          <w:sz w:val="24"/>
+          <w:lang w:val="en-US"/>
+        </w:rPr>
+        <w:t>x:5:60:games:/</w:t>
+      </w:r>
+      <w:proofErr w:type="spellStart"/>
+      <w:r>
+        <w:rPr>
+          <w:rFonts w:ascii="Times New Roman" w:hAnsi="Times New Roman" w:cs="Times New Roman"/>
+          <w:sz w:val="24"/>
+          <w:lang w:val="en-US"/>
+        </w:rPr>
+        <w:t>usr</w:t>
+      </w:r>
+      <w:proofErr w:type="spellEnd"/>
+      <w:r>
+        <w:rPr>
+          <w:rFonts w:ascii="Times New Roman" w:hAnsi="Times New Roman" w:cs="Times New Roman"/>
+          <w:sz w:val="24"/>
+          <w:lang w:val="en-US"/>
+        </w:rPr>
+        <w:t>/games:/</w:t>
+      </w:r>
+      <w:proofErr w:type="spellStart"/>
+      <w:r>
+        <w:rPr>
+          <w:rFonts w:ascii="Times New Roman" w:hAnsi="Times New Roman" w:cs="Times New Roman"/>
+          <w:sz w:val="24"/>
+          <w:lang w:val="en-US"/>
+        </w:rPr>
+        <w:t>usr</w:t>
+      </w:r>
+      <w:proofErr w:type="spellEnd"/>
+      <w:r>
+        <w:rPr>
+          <w:rFonts w:ascii="Times New Roman" w:hAnsi="Times New Roman" w:cs="Times New Roman"/>
+          <w:sz w:val="24"/>
+          <w:lang w:val="en-US"/>
+        </w:rPr>
+        <w:t>/</w:t>
+      </w:r>
+      <w:proofErr w:type="spellStart"/>
+      <w:r>
+        <w:rPr>
+          <w:rFonts w:ascii="Times New Roman" w:hAnsi="Times New Roman" w:cs="Times New Roman"/>
+          <w:sz w:val="24"/>
+          <w:lang w:val="en-US"/>
+        </w:rPr>
+        <w:t>sbin</w:t>
+      </w:r>
+      <w:proofErr w:type="spellEnd"/>
+      <w:r>
+        <w:rPr>
+          <w:rFonts w:ascii="Times New Roman" w:hAnsi="Times New Roman" w:cs="Times New Roman"/>
+          <w:sz w:val="24"/>
+          <w:lang w:val="en-US"/>
+        </w:rPr>
+        <w:t>/</w:t>
+      </w:r>
+      <w:proofErr w:type="spellStart"/>
+      <w:r>
+        <w:rPr>
+          <w:rFonts w:ascii="Times New Roman" w:hAnsi="Times New Roman" w:cs="Times New Roman"/>
+          <w:sz w:val="24"/>
+          <w:lang w:val="en-US"/>
+        </w:rPr>
+        <w:t>nologin</w:t>
+      </w:r>
+      <w:proofErr w:type="spellEnd"/>
+    </w:p>
+    <w:p>
+      <w:pPr>
+        <w:spacing w:after="0" w:line="240" w:lineRule="atLeast"/>
+        <w:rPr>
+          <w:rFonts w:ascii="Times New Roman" w:hAnsi="Times New Roman" w:cs="Times New Roman"/>
+          <w:sz w:val="24"/>
+          <w:lang w:val="en-US"/>
+        </w:rPr>
+      </w:pPr>
+      <w:proofErr w:type="gramStart"/>
+      <w:r>
+        <w:rPr>
+          <w:rFonts w:ascii="Times New Roman" w:hAnsi="Times New Roman" w:cs="Times New Roman"/>
+          <w:sz w:val="24"/>
+          <w:lang w:val="en-US"/>
+        </w:rPr>
+        <w:t>man:</w:t>
+      </w:r>
+      <w:proofErr w:type="gramEnd"/>
+      <w:r>
+        <w:rPr>
+          <w:rFonts w:ascii="Times New Roman" w:hAnsi="Times New Roman" w:cs="Times New Roman"/>
+          <w:sz w:val="24"/>
+          <w:lang w:val="en-US"/>
+        </w:rPr>
+        <w:t>x:6:12:man:/</w:t>
+      </w:r>
+      <w:proofErr w:type="spellStart"/>
+      <w:r>
+        <w:rPr>
+          <w:rFonts w:ascii="Times New Roman" w:hAnsi="Times New Roman" w:cs="Times New Roman"/>
+          <w:sz w:val="24"/>
+          <w:lang w:val="en-US"/>
+        </w:rPr>
+        <w:t>var</w:t>
+      </w:r>
+      <w:proofErr w:type="spellEnd"/>
+      <w:r>
+        <w:rPr>
+          <w:rFonts w:ascii="Times New Roman" w:hAnsi="Times New Roman" w:cs="Times New Roman"/>
+          <w:sz w:val="24"/>
+          <w:lang w:val="en-US"/>
+        </w:rPr>
+        <w:t>/cache/man:/</w:t>
+      </w:r>
+      <w:proofErr w:type="spellStart"/>
+      <w:r>
+        <w:rPr>
+          <w:rFonts w:ascii="Times New Roman" w:hAnsi="Times New Roman" w:cs="Times New Roman"/>
+          <w:sz w:val="24"/>
+          <w:lang w:val="en-US"/>
+        </w:rPr>
+        <w:t>usr</w:t>
+      </w:r>
+      <w:proofErr w:type="spellEnd"/>
+      <w:r>
+        <w:rPr>
+          <w:rFonts w:ascii="Times New Roman" w:hAnsi="Times New Roman" w:cs="Times New Roman"/>
+          <w:sz w:val="24"/>
+          <w:lang w:val="en-US"/>
+        </w:rPr>
+        <w:t>/</w:t>
+      </w:r>
+      <w:proofErr w:type="spellStart"/>
+      <w:r>
+        <w:rPr>
+          <w:rFonts w:ascii="Times New Roman" w:hAnsi="Times New Roman" w:cs="Times New Roman"/>
+          <w:sz w:val="24"/>
+          <w:lang w:val="en-US"/>
+        </w:rPr>
+        <w:t>sbin</w:t>
+      </w:r>
+      <w:proofErr w:type="spellEnd"/>
+      <w:r>
+        <w:rPr>
+          <w:rFonts w:ascii="Times New Roman" w:hAnsi="Times New Roman" w:cs="Times New Roman"/>
+          <w:sz w:val="24"/>
+          <w:lang w:val="en-US"/>
+        </w:rPr>
+        <w:t>/</w:t>
+      </w:r>
+      <w:proofErr w:type="spellStart"/>
+      <w:r>
+        <w:rPr>
+          <w:rFonts w:ascii="Times New Roman" w:hAnsi="Times New Roman" w:cs="Times New Roman"/>
+          <w:sz w:val="24"/>
+          <w:lang w:val="en-US"/>
+        </w:rPr>
+        <w:t>nologin</w:t>
+      </w:r>
+      <w:proofErr w:type="spellEnd"/>
+    </w:p>
+    <w:p>
+      <w:pPr>
+        <w:spacing w:after="0" w:line="240" w:lineRule="atLeast"/>
+        <w:rPr>
+          <w:rFonts w:ascii="Times New Roman" w:hAnsi="Times New Roman" w:cs="Times New Roman"/>
+          <w:sz w:val="24"/>
+          <w:lang w:val="en-US"/>
+        </w:rPr>
+      </w:pPr>
+      <w:proofErr w:type="gramStart"/>
+      <w:r>
+        <w:rPr>
+          <w:rFonts w:ascii="Times New Roman" w:hAnsi="Times New Roman" w:cs="Times New Roman"/>
+          <w:sz w:val="24"/>
+          <w:lang w:val="en-US"/>
+        </w:rPr>
+        <w:t>lp:</w:t>
+      </w:r>
+      <w:proofErr w:type="gramEnd"/>
+      <w:r>
+        <w:rPr>
+          <w:rFonts w:ascii="Times New Roman" w:hAnsi="Times New Roman" w:cs="Times New Roman"/>
+          <w:sz w:val="24"/>
+          <w:lang w:val="en-US"/>
+        </w:rPr>
+        <w:t>x:7:7:lp:/</w:t>
+      </w:r>
+      <w:proofErr w:type="spellStart"/>
+      <w:r>
+        <w:rPr>
+          <w:rFonts w:ascii="Times New Roman" w:hAnsi="Times New Roman" w:cs="Times New Roman"/>
+          <w:sz w:val="24"/>
+          <w:lang w:val="en-US"/>
+        </w:rPr>
+        <w:t>var</w:t>
+      </w:r>
+      <w:proofErr w:type="spellEnd"/>
+      <w:r>
+        <w:rPr>
+          <w:rFonts w:ascii="Times New Roman" w:hAnsi="Times New Roman" w:cs="Times New Roman"/>
+          <w:sz w:val="24"/>
+          <w:lang w:val="en-US"/>
+        </w:rPr>
+        <w:t>/spool/</w:t>
+      </w:r>
+      <w:proofErr w:type="spellStart"/>
+      <w:r>
+        <w:rPr>
+          <w:rFonts w:ascii="Times New Roman" w:hAnsi="Times New Roman" w:cs="Times New Roman"/>
+          <w:sz w:val="24"/>
+          <w:lang w:val="en-US"/>
+        </w:rPr>
+        <w:t>lpd</w:t>
+      </w:r>
+      <w:proofErr w:type="spellEnd"/>
+      <w:r>
+        <w:rPr>
+          <w:rFonts w:ascii="Times New Roman" w:hAnsi="Times New Roman" w:cs="Times New Roman"/>
+          <w:sz w:val="24"/>
+          <w:lang w:val="en-US"/>
+        </w:rPr>
+        <w:t>:/</w:t>
+      </w:r>
+      <w:proofErr w:type="spellStart"/>
+      <w:r>
+        <w:rPr>
+          <w:rFonts w:ascii="Times New Roman" w:hAnsi="Times New Roman" w:cs="Times New Roman"/>
+          <w:sz w:val="24"/>
+          <w:lang w:val="en-US"/>
+        </w:rPr>
+        <w:t>usr</w:t>
+      </w:r>
+      <w:proofErr w:type="spellEnd"/>
+      <w:r>
+        <w:rPr>
+          <w:rFonts w:ascii="Times New Roman" w:hAnsi="Times New Roman" w:cs="Times New Roman"/>
+          <w:sz w:val="24"/>
+          <w:lang w:val="en-US"/>
+        </w:rPr>
+        <w:t>/</w:t>
+      </w:r>
+      <w:proofErr w:type="spellStart"/>
+      <w:r>
+        <w:rPr>
+          <w:rFonts w:ascii="Times New Roman" w:hAnsi="Times New Roman" w:cs="Times New Roman"/>
+          <w:sz w:val="24"/>
+          <w:lang w:val="en-US"/>
+        </w:rPr>
+        <w:t>sbin</w:t>
+      </w:r>
+      <w:proofErr w:type="spellEnd"/>
+      <w:r>
+        <w:rPr>
+          <w:rFonts w:ascii="Times New Roman" w:hAnsi="Times New Roman" w:cs="Times New Roman"/>
+          <w:sz w:val="24"/>
+          <w:lang w:val="en-US"/>
+        </w:rPr>
+        <w:t>/</w:t>
+      </w:r>
+      <w:proofErr w:type="spellStart"/>
+      <w:r>
+        <w:rPr>
+          <w:rFonts w:ascii="Times New Roman" w:hAnsi="Times New Roman" w:cs="Times New Roman"/>
+          <w:sz w:val="24"/>
+          <w:lang w:val="en-US"/>
+        </w:rPr>
+        <w:t>nologin</w:t>
+      </w:r>
+      <w:proofErr w:type="spellEnd"/>
+    </w:p>
+    <w:p>
+      <w:pPr>
+        <w:spacing w:after="0" w:line="240" w:lineRule="atLeast"/>
+        <w:rPr>
+          <w:rFonts w:ascii="Times New Roman" w:hAnsi="Times New Roman" w:cs="Times New Roman"/>
+          <w:sz w:val="24"/>
+          <w:lang w:val="en-US"/>
+        </w:rPr>
+      </w:pPr>
+      <w:proofErr w:type="gramStart"/>
+      <w:r>
+        <w:rPr>
+          <w:rFonts w:ascii="Times New Roman" w:hAnsi="Times New Roman" w:cs="Times New Roman"/>
+          <w:sz w:val="24"/>
+          <w:lang w:val="en-US"/>
+        </w:rPr>
+        <w:t>mail:</w:t>
+      </w:r>
+      <w:proofErr w:type="gramEnd"/>
+      <w:r>
+        <w:rPr>
+          <w:rFonts w:ascii="Times New Roman" w:hAnsi="Times New Roman" w:cs="Times New Roman"/>
+          <w:sz w:val="24"/>
+          <w:lang w:val="en-US"/>
+        </w:rPr>
+        <w:t>x:8:8:mail:/</w:t>
+      </w:r>
+      <w:proofErr w:type="spellStart"/>
+      <w:r>
+        <w:rPr>
+          <w:rFonts w:ascii="Times New Roman" w:hAnsi="Times New Roman" w:cs="Times New Roman"/>
+          <w:sz w:val="24"/>
+          <w:lang w:val="en-US"/>
+        </w:rPr>
+        <w:t>var</w:t>
+      </w:r>
+      <w:proofErr w:type="spellEnd"/>
+      <w:r>
+        <w:rPr>
+          <w:rFonts w:ascii="Times New Roman" w:hAnsi="Times New Roman" w:cs="Times New Roman"/>
+          <w:sz w:val="24"/>
+          <w:lang w:val="en-US"/>
+        </w:rPr>
+        <w:t>/mail:/</w:t>
+      </w:r>
+      <w:proofErr w:type="spellStart"/>
+      <w:r>
+        <w:rPr>
+          <w:rFonts w:ascii="Times New Roman" w:hAnsi="Times New Roman" w:cs="Times New Roman"/>
+          <w:sz w:val="24"/>
+          <w:lang w:val="en-US"/>
+        </w:rPr>
+        <w:t>usr</w:t>
+      </w:r>
+      <w:proofErr w:type="spellEnd"/>
+      <w:r>
+        <w:rPr>
+          <w:rFonts w:ascii="Times New Roman" w:hAnsi="Times New Roman" w:cs="Times New Roman"/>
+          <w:sz w:val="24"/>
+          <w:lang w:val="en-US"/>
+        </w:rPr>
+        <w:t>/</w:t>
+      </w:r>
+      <w:proofErr w:type="spellStart"/>
+      <w:r>
+        <w:rPr>
+          <w:rFonts w:ascii="Times New Roman" w:hAnsi="Times New Roman" w:cs="Times New Roman"/>
+          <w:sz w:val="24"/>
+          <w:lang w:val="en-US"/>
+        </w:rPr>
+        <w:t>sbin</w:t>
+      </w:r>
+      <w:proofErr w:type="spellEnd"/>
+      <w:r>
+        <w:rPr>
+          <w:rFonts w:ascii="Times New Roman" w:hAnsi="Times New Roman" w:cs="Times New Roman"/>
+          <w:sz w:val="24"/>
+          <w:lang w:val="en-US"/>
+        </w:rPr>
+        <w:t>/</w:t>
+      </w:r>
+      <w:proofErr w:type="spellStart"/>
+      <w:r>
+        <w:rPr>
+          <w:rFonts w:ascii="Times New Roman" w:hAnsi="Times New Roman" w:cs="Times New Roman"/>
+          <w:sz w:val="24"/>
+          <w:lang w:val="en-US"/>
+        </w:rPr>
+        <w:t>nologin</w:t>
+      </w:r>
+      <w:proofErr w:type="spellEnd"/>
+    </w:p>
+    <w:p>
+      <w:pPr>
+        <w:spacing w:after="0" w:line="240" w:lineRule="atLeast"/>
+        <w:rPr>
+          <w:rFonts w:ascii="Times New Roman" w:hAnsi="Times New Roman" w:cs="Times New Roman"/>
+          <w:sz w:val="24"/>
+          <w:lang w:val="en-US"/>
+        </w:rPr>
+      </w:pPr>
+      <w:proofErr w:type="gramStart"/>
+      <w:r>
+        <w:rPr>
+          <w:rFonts w:ascii="Times New Roman" w:hAnsi="Times New Roman" w:cs="Times New Roman"/>
+          <w:sz w:val="24"/>
+          <w:lang w:val="en-US"/>
+        </w:rPr>
+        <w:t>news:</w:t>
+      </w:r>
+      <w:proofErr w:type="gramEnd"/>
+      <w:r>
+        <w:rPr>
+          <w:rFonts w:ascii="Times New Roman" w:hAnsi="Times New Roman" w:cs="Times New Roman"/>
+          <w:sz w:val="24"/>
+          <w:lang w:val="en-US"/>
+        </w:rPr>
+        <w:t>x:9:9:news:/var/spool/news:/usr/sbin/nologin</w:t>
+      </w:r>
+    </w:p>
+    <w:p>
+      <w:pPr>
+        <w:spacing w:after="0" w:line="240" w:lineRule="atLeast"/>
+        <w:rPr>
+          <w:rFonts w:ascii="Times New Roman" w:hAnsi="Times New Roman" w:cs="Times New Roman"/>
+          <w:sz w:val="24"/>
+          <w:lang w:val="en-US"/>
+        </w:rPr>
+      </w:pPr>
+      <w:proofErr w:type="gramStart"/>
+      <w:r>
+        <w:rPr>
+          <w:rFonts w:ascii="Times New Roman" w:hAnsi="Times New Roman" w:cs="Times New Roman"/>
+          <w:sz w:val="24"/>
+          <w:lang w:val="en-US"/>
+        </w:rPr>
+        <w:t>uucp:</w:t>
+      </w:r>
+      <w:proofErr w:type="gramEnd"/>
+      <w:r>
+        <w:rPr>
+          <w:rFonts w:ascii="Times New Roman" w:hAnsi="Times New Roman" w:cs="Times New Roman"/>
+          <w:sz w:val="24"/>
+          <w:lang w:val="en-US"/>
+        </w:rPr>
+        <w:t>x:10:10:uucp:/</w:t>
+      </w:r>
+      <w:proofErr w:type="spellStart"/>
+      <w:r>
+        <w:rPr>
+          <w:rFonts w:ascii="Times New Roman" w:hAnsi="Times New Roman" w:cs="Times New Roman"/>
+          <w:sz w:val="24"/>
+          <w:lang w:val="en-US"/>
+        </w:rPr>
+        <w:t>var</w:t>
+      </w:r>
+      <w:proofErr w:type="spellEnd"/>
+      <w:r>
+        <w:rPr>
+          <w:rFonts w:ascii="Times New Roman" w:hAnsi="Times New Roman" w:cs="Times New Roman"/>
+          <w:sz w:val="24"/>
+          <w:lang w:val="en-US"/>
+        </w:rPr>
+        <w:t>/spool/</w:t>
+      </w:r>
+      <w:proofErr w:type="spellStart"/>
+      <w:r>
+        <w:rPr>
+          <w:rFonts w:ascii="Times New Roman" w:hAnsi="Times New Roman" w:cs="Times New Roman"/>
+          <w:sz w:val="24"/>
+          <w:lang w:val="en-US"/>
+        </w:rPr>
+        <w:t>uucp</w:t>
+      </w:r>
+      <w:proofErr w:type="spellEnd"/>
+      <w:r>
+        <w:rPr>
+          <w:rFonts w:ascii="Times New Roman" w:hAnsi="Times New Roman" w:cs="Times New Roman"/>
+          <w:sz w:val="24"/>
+          <w:lang w:val="en-US"/>
+        </w:rPr>
+        <w:t>:/</w:t>
+      </w:r>
+      <w:proofErr w:type="spellStart"/>
+      <w:r>
+        <w:rPr>
+          <w:rFonts w:ascii="Times New Roman" w:hAnsi="Times New Roman" w:cs="Times New Roman"/>
+          <w:sz w:val="24"/>
+          <w:lang w:val="en-US"/>
+        </w:rPr>
+        <w:t>usr</w:t>
+      </w:r>
+      <w:proofErr w:type="spellEnd"/>
+      <w:r>
+        <w:rPr>
+          <w:rFonts w:ascii="Times New Roman" w:hAnsi="Times New Roman" w:cs="Times New Roman"/>
+          <w:sz w:val="24"/>
+          <w:lang w:val="en-US"/>
+        </w:rPr>
+        <w:t>/</w:t>
+      </w:r>
+      <w:proofErr w:type="spellStart"/>
+      <w:r>
+        <w:rPr>
+          <w:rFonts w:ascii="Times New Roman" w:hAnsi="Times New Roman" w:cs="Times New Roman"/>
+          <w:sz w:val="24"/>
+          <w:lang w:val="en-US"/>
+        </w:rPr>
+        <w:t>sbin</w:t>
+      </w:r>
+      <w:proofErr w:type="spellEnd"/>
+      <w:r>
+        <w:rPr>
+          <w:rFonts w:ascii="Times New Roman" w:hAnsi="Times New Roman" w:cs="Times New Roman"/>
+          <w:sz w:val="24"/>
+          <w:lang w:val="en-US"/>
+        </w:rPr>
+        <w:t>/</w:t>
+      </w:r>
+      <w:proofErr w:type="spellStart"/>
+      <w:r>
+        <w:rPr>
+          <w:rFonts w:ascii="Times New Roman" w:hAnsi="Times New Roman" w:cs="Times New Roman"/>
+          <w:sz w:val="24"/>
+          <w:lang w:val="en-US"/>
+        </w:rPr>
+        <w:t>nologin</w:t>
+      </w:r>
+      <w:proofErr w:type="spellEnd"/>
+    </w:p>
+    <w:p>
+      <w:pPr>
+        <w:spacing w:after="0" w:line="240" w:lineRule="atLeast"/>
+        <w:rPr>
+          <w:rFonts w:ascii="Times New Roman" w:hAnsi="Times New Roman" w:cs="Times New Roman"/>
+          <w:sz w:val="24"/>
+          <w:lang w:val="en-US"/>
+        </w:rPr>
+      </w:pPr>
+      <w:proofErr w:type="gramStart"/>
+      <w:r>
+        <w:rPr>
+          <w:rFonts w:ascii="Times New Roman" w:hAnsi="Times New Roman" w:cs="Times New Roman"/>
+          <w:sz w:val="24"/>
+          <w:lang w:val="en-US"/>
+        </w:rPr>
+        <w:lastRenderedPageBreak/>
+        <w:t>proxy:</w:t>
+      </w:r>
+      <w:proofErr w:type="gramEnd"/>
+      <w:r>
+        <w:rPr>
+          <w:rFonts w:ascii="Times New Roman" w:hAnsi="Times New Roman" w:cs="Times New Roman"/>
+          <w:sz w:val="24"/>
+          <w:lang w:val="en-US"/>
+        </w:rPr>
+        <w:t>x:13:13:proxy:/bin:/</w:t>
+      </w:r>
+      <w:proofErr w:type="spellStart"/>
+      <w:r>
+        <w:rPr>
+          <w:rFonts w:ascii="Times New Roman" w:hAnsi="Times New Roman" w:cs="Times New Roman"/>
+          <w:sz w:val="24"/>
+          <w:lang w:val="en-US"/>
+        </w:rPr>
+        <w:t>usr</w:t>
+      </w:r>
+      <w:proofErr w:type="spellEnd"/>
+      <w:r>
+        <w:rPr>
+          <w:rFonts w:ascii="Times New Roman" w:hAnsi="Times New Roman" w:cs="Times New Roman"/>
+          <w:sz w:val="24"/>
+          <w:lang w:val="en-US"/>
+        </w:rPr>
+        <w:t>/</w:t>
+      </w:r>
+      <w:proofErr w:type="spellStart"/>
+      <w:r>
+        <w:rPr>
+          <w:rFonts w:ascii="Times New Roman" w:hAnsi="Times New Roman" w:cs="Times New Roman"/>
+          <w:sz w:val="24"/>
+          <w:lang w:val="en-US"/>
+        </w:rPr>
+        <w:t>sbin</w:t>
+      </w:r>
+      <w:proofErr w:type="spellEnd"/>
+      <w:r>
+        <w:rPr>
+          <w:rFonts w:ascii="Times New Roman" w:hAnsi="Times New Roman" w:cs="Times New Roman"/>
+          <w:sz w:val="24"/>
+          <w:lang w:val="en-US"/>
+        </w:rPr>
+        <w:t>/</w:t>
+      </w:r>
+      <w:proofErr w:type="spellStart"/>
+      <w:r>
+        <w:rPr>
+          <w:rFonts w:ascii="Times New Roman" w:hAnsi="Times New Roman" w:cs="Times New Roman"/>
+          <w:sz w:val="24"/>
+          <w:lang w:val="en-US"/>
+        </w:rPr>
+        <w:t>nologin</w:t>
+      </w:r>
+      <w:proofErr w:type="spellEnd"/>
+    </w:p>
+    <w:p>
+      <w:pPr>
+        <w:spacing w:after="0" w:line="240" w:lineRule="atLeast"/>
+        <w:rPr>
+          <w:rFonts w:ascii="Times New Roman" w:hAnsi="Times New Roman" w:cs="Times New Roman"/>
+          <w:sz w:val="24"/>
+          <w:lang w:val="en-US"/>
+        </w:rPr>
+      </w:pPr>
+      <w:proofErr w:type="gramStart"/>
+      <w:r>
+        <w:rPr>
+          <w:rFonts w:ascii="Times New Roman" w:hAnsi="Times New Roman" w:cs="Times New Roman"/>
+          <w:sz w:val="24"/>
+          <w:lang w:val="en-US"/>
+        </w:rPr>
+        <w:t>www-data:</w:t>
+      </w:r>
+      <w:proofErr w:type="gramEnd"/>
+      <w:r>
+        <w:rPr>
+          <w:rFonts w:ascii="Times New Roman" w:hAnsi="Times New Roman" w:cs="Times New Roman"/>
+          <w:sz w:val="24"/>
+          <w:lang w:val="en-US"/>
+        </w:rPr>
+        <w:t>x:33:33:www-data:/</w:t>
+      </w:r>
+      <w:proofErr w:type="spellStart"/>
+      <w:r>
+        <w:rPr>
+          <w:rFonts w:ascii="Times New Roman" w:hAnsi="Times New Roman" w:cs="Times New Roman"/>
+          <w:sz w:val="24"/>
+          <w:lang w:val="en-US"/>
+        </w:rPr>
+        <w:t>var</w:t>
+      </w:r>
+      <w:proofErr w:type="spellEnd"/>
+      <w:r>
+        <w:rPr>
+          <w:rFonts w:ascii="Times New Roman" w:hAnsi="Times New Roman" w:cs="Times New Roman"/>
+          <w:sz w:val="24"/>
+          <w:lang w:val="en-US"/>
+        </w:rPr>
+        <w:t>/www:/</w:t>
+      </w:r>
+      <w:proofErr w:type="spellStart"/>
+      <w:r>
+        <w:rPr>
+          <w:rFonts w:ascii="Times New Roman" w:hAnsi="Times New Roman" w:cs="Times New Roman"/>
+          <w:sz w:val="24"/>
+          <w:lang w:val="en-US"/>
+        </w:rPr>
+        <w:t>usr</w:t>
+      </w:r>
+      <w:proofErr w:type="spellEnd"/>
+      <w:r>
+        <w:rPr>
+          <w:rFonts w:ascii="Times New Roman" w:hAnsi="Times New Roman" w:cs="Times New Roman"/>
+          <w:sz w:val="24"/>
+          <w:lang w:val="en-US"/>
+        </w:rPr>
+        <w:t>/</w:t>
+      </w:r>
+      <w:proofErr w:type="spellStart"/>
+      <w:r>
+        <w:rPr>
+          <w:rFonts w:ascii="Times New Roman" w:hAnsi="Times New Roman" w:cs="Times New Roman"/>
+          <w:sz w:val="24"/>
+          <w:lang w:val="en-US"/>
+        </w:rPr>
+        <w:t>sbin</w:t>
+      </w:r>
+      <w:proofErr w:type="spellEnd"/>
+      <w:r>
+        <w:rPr>
+          <w:rFonts w:ascii="Times New Roman" w:hAnsi="Times New Roman" w:cs="Times New Roman"/>
+          <w:sz w:val="24"/>
+          <w:lang w:val="en-US"/>
+        </w:rPr>
+        <w:t>/</w:t>
+      </w:r>
+      <w:proofErr w:type="spellStart"/>
+      <w:r>
+        <w:rPr>
+          <w:rFonts w:ascii="Times New Roman" w:hAnsi="Times New Roman" w:cs="Times New Roman"/>
+          <w:sz w:val="24"/>
+          <w:lang w:val="en-US"/>
+        </w:rPr>
+        <w:t>nologin</w:t>
+      </w:r>
+      <w:proofErr w:type="spellEnd"/>
+    </w:p>
+    <w:p>
+      <w:pPr>
+        <w:spacing w:after="0" w:line="240" w:lineRule="atLeast"/>
+        <w:rPr>
+          <w:rFonts w:ascii="Times New Roman" w:hAnsi="Times New Roman" w:cs="Times New Roman"/>
+          <w:sz w:val="24"/>
+          <w:lang w:val="en-US"/>
+        </w:rPr>
+      </w:pPr>
+      <w:proofErr w:type="gramStart"/>
+      <w:r>
+        <w:rPr>
+          <w:rFonts w:ascii="Times New Roman" w:hAnsi="Times New Roman" w:cs="Times New Roman"/>
+          <w:sz w:val="24"/>
+          <w:lang w:val="en-US"/>
+        </w:rPr>
+        <w:t>backup:</w:t>
+      </w:r>
+      <w:proofErr w:type="gramEnd"/>
+      <w:r>
+        <w:rPr>
+          <w:rFonts w:ascii="Times New Roman" w:hAnsi="Times New Roman" w:cs="Times New Roman"/>
+          <w:sz w:val="24"/>
+          <w:lang w:val="en-US"/>
+        </w:rPr>
+        <w:t>x:34:34:backup:/</w:t>
+      </w:r>
+      <w:proofErr w:type="spellStart"/>
+      <w:r>
+        <w:rPr>
+          <w:rFonts w:ascii="Times New Roman" w:hAnsi="Times New Roman" w:cs="Times New Roman"/>
+          <w:sz w:val="24"/>
+          <w:lang w:val="en-US"/>
+        </w:rPr>
+        <w:t>var</w:t>
+      </w:r>
+      <w:proofErr w:type="spellEnd"/>
+      <w:r>
+        <w:rPr>
+          <w:rFonts w:ascii="Times New Roman" w:hAnsi="Times New Roman" w:cs="Times New Roman"/>
+          <w:sz w:val="24"/>
+          <w:lang w:val="en-US"/>
+        </w:rPr>
+        <w:t>/backups:/</w:t>
+      </w:r>
+      <w:proofErr w:type="spellStart"/>
+      <w:r>
+        <w:rPr>
+          <w:rFonts w:ascii="Times New Roman" w:hAnsi="Times New Roman" w:cs="Times New Roman"/>
+          <w:sz w:val="24"/>
+          <w:lang w:val="en-US"/>
+        </w:rPr>
+        <w:t>usr</w:t>
+      </w:r>
+      <w:proofErr w:type="spellEnd"/>
+      <w:r>
+        <w:rPr>
+          <w:rFonts w:ascii="Times New Roman" w:hAnsi="Times New Roman" w:cs="Times New Roman"/>
+          <w:sz w:val="24"/>
+          <w:lang w:val="en-US"/>
+        </w:rPr>
+        <w:t>/</w:t>
+      </w:r>
+      <w:proofErr w:type="spellStart"/>
+      <w:r>
+        <w:rPr>
+          <w:rFonts w:ascii="Times New Roman" w:hAnsi="Times New Roman" w:cs="Times New Roman"/>
+          <w:sz w:val="24"/>
+          <w:lang w:val="en-US"/>
+        </w:rPr>
+        <w:t>sbin</w:t>
+      </w:r>
+      <w:proofErr w:type="spellEnd"/>
+      <w:r>
+        <w:rPr>
+          <w:rFonts w:ascii="Times New Roman" w:hAnsi="Times New Roman" w:cs="Times New Roman"/>
+          <w:sz w:val="24"/>
+          <w:lang w:val="en-US"/>
+        </w:rPr>
+        <w:t>/</w:t>
+      </w:r>
+      <w:proofErr w:type="spellStart"/>
+      <w:r>
+        <w:rPr>
+          <w:rFonts w:ascii="Times New Roman" w:hAnsi="Times New Roman" w:cs="Times New Roman"/>
+          <w:sz w:val="24"/>
+          <w:lang w:val="en-US"/>
+        </w:rPr>
+        <w:t>nologin</w:t>
+      </w:r>
+      <w:proofErr w:type="spellEnd"/>
+    </w:p>
+    <w:p>
+      <w:pPr>
+        <w:spacing w:after="0" w:line="240" w:lineRule="atLeast"/>
+        <w:rPr>
+          <w:rFonts w:ascii="Times New Roman" w:hAnsi="Times New Roman" w:cs="Times New Roman"/>
+          <w:sz w:val="24"/>
+          <w:lang w:val="en-US"/>
+        </w:rPr>
+      </w:pPr>
+      <w:proofErr w:type="gramStart"/>
+      <w:r>
+        <w:rPr>
+          <w:rFonts w:ascii="Times New Roman" w:hAnsi="Times New Roman" w:cs="Times New Roman"/>
+          <w:sz w:val="24"/>
+          <w:lang w:val="en-US"/>
+        </w:rPr>
+        <w:t>list:</w:t>
+      </w:r>
+      <w:proofErr w:type="gramEnd"/>
+      <w:r>
+        <w:rPr>
+          <w:rFonts w:ascii="Times New Roman" w:hAnsi="Times New Roman" w:cs="Times New Roman"/>
+          <w:sz w:val="24"/>
+          <w:lang w:val="en-US"/>
+        </w:rPr>
+        <w:t>x:38:38:Mailing List Manager:/</w:t>
+      </w:r>
+      <w:proofErr w:type="spellStart"/>
+      <w:r>
+        <w:rPr>
+          <w:rFonts w:ascii="Times New Roman" w:hAnsi="Times New Roman" w:cs="Times New Roman"/>
+          <w:sz w:val="24"/>
+          <w:lang w:val="en-US"/>
+        </w:rPr>
+        <w:t>var</w:t>
+      </w:r>
+      <w:proofErr w:type="spellEnd"/>
+      <w:r>
+        <w:rPr>
+          <w:rFonts w:ascii="Times New Roman" w:hAnsi="Times New Roman" w:cs="Times New Roman"/>
+          <w:sz w:val="24"/>
+          <w:lang w:val="en-US"/>
+        </w:rPr>
+        <w:t>/list:/</w:t>
+      </w:r>
+      <w:proofErr w:type="spellStart"/>
+      <w:r>
+        <w:rPr>
+          <w:rFonts w:ascii="Times New Roman" w:hAnsi="Times New Roman" w:cs="Times New Roman"/>
+          <w:sz w:val="24"/>
+          <w:lang w:val="en-US"/>
+        </w:rPr>
+        <w:t>usr</w:t>
+      </w:r>
+      <w:proofErr w:type="spellEnd"/>
+      <w:r>
+        <w:rPr>
+          <w:rFonts w:ascii="Times New Roman" w:hAnsi="Times New Roman" w:cs="Times New Roman"/>
+          <w:sz w:val="24"/>
+          <w:lang w:val="en-US"/>
+        </w:rPr>
+        <w:t>/</w:t>
+      </w:r>
+      <w:proofErr w:type="spellStart"/>
+      <w:r>
+        <w:rPr>
+          <w:rFonts w:ascii="Times New Roman" w:hAnsi="Times New Roman" w:cs="Times New Roman"/>
+          <w:sz w:val="24"/>
+          <w:lang w:val="en-US"/>
+        </w:rPr>
+        <w:t>sbin</w:t>
+      </w:r>
+      <w:proofErr w:type="spellEnd"/>
+      <w:r>
+        <w:rPr>
+          <w:rFonts w:ascii="Times New Roman" w:hAnsi="Times New Roman" w:cs="Times New Roman"/>
+          <w:sz w:val="24"/>
+          <w:lang w:val="en-US"/>
+        </w:rPr>
+        <w:t>/</w:t>
+      </w:r>
+      <w:proofErr w:type="spellStart"/>
+      <w:r>
+        <w:rPr>
+          <w:rFonts w:ascii="Times New Roman" w:hAnsi="Times New Roman" w:cs="Times New Roman"/>
+          <w:sz w:val="24"/>
+          <w:lang w:val="en-US"/>
+        </w:rPr>
+        <w:t>nologin</w:t>
+      </w:r>
+      <w:proofErr w:type="spellEnd"/>
+    </w:p>
+    <w:p>
+      <w:pPr>
+        <w:spacing w:after="0" w:line="240" w:lineRule="atLeast"/>
+        <w:rPr>
+          <w:rFonts w:ascii="Times New Roman" w:hAnsi="Times New Roman" w:cs="Times New Roman"/>
+          <w:sz w:val="24"/>
+          <w:lang w:val="en-US"/>
+        </w:rPr>
+      </w:pPr>
+      <w:proofErr w:type="gramStart"/>
+      <w:r>
+        <w:rPr>
+          <w:rFonts w:ascii="Times New Roman" w:hAnsi="Times New Roman" w:cs="Times New Roman"/>
+          <w:sz w:val="24"/>
+          <w:lang w:val="en-US"/>
+        </w:rPr>
+        <w:t>irc:</w:t>
+      </w:r>
+      <w:proofErr w:type="gramEnd"/>
+      <w:r>
+        <w:rPr>
+          <w:rFonts w:ascii="Times New Roman" w:hAnsi="Times New Roman" w:cs="Times New Roman"/>
+          <w:sz w:val="24"/>
+          <w:lang w:val="en-US"/>
+        </w:rPr>
+        <w:t>x:39:39:ircd:/run/</w:t>
+      </w:r>
+      <w:proofErr w:type="spellStart"/>
+      <w:r>
+        <w:rPr>
+          <w:rFonts w:ascii="Times New Roman" w:hAnsi="Times New Roman" w:cs="Times New Roman"/>
+          <w:sz w:val="24"/>
+          <w:lang w:val="en-US"/>
+        </w:rPr>
+        <w:t>ircd</w:t>
+      </w:r>
+      <w:proofErr w:type="spellEnd"/>
+      <w:r>
+        <w:rPr>
+          <w:rFonts w:ascii="Times New Roman" w:hAnsi="Times New Roman" w:cs="Times New Roman"/>
+          <w:sz w:val="24"/>
+          <w:lang w:val="en-US"/>
+        </w:rPr>
+        <w:t>:/</w:t>
+      </w:r>
+      <w:proofErr w:type="spellStart"/>
+      <w:r>
+        <w:rPr>
+          <w:rFonts w:ascii="Times New Roman" w:hAnsi="Times New Roman" w:cs="Times New Roman"/>
+          <w:sz w:val="24"/>
+          <w:lang w:val="en-US"/>
+        </w:rPr>
+        <w:t>usr</w:t>
+      </w:r>
+      <w:proofErr w:type="spellEnd"/>
+      <w:r>
+        <w:rPr>
+          <w:rFonts w:ascii="Times New Roman" w:hAnsi="Times New Roman" w:cs="Times New Roman"/>
+          <w:sz w:val="24"/>
+          <w:lang w:val="en-US"/>
+        </w:rPr>
+        <w:t>/</w:t>
+      </w:r>
+      <w:proofErr w:type="spellStart"/>
+      <w:r>
+        <w:rPr>
+          <w:rFonts w:ascii="Times New Roman" w:hAnsi="Times New Roman" w:cs="Times New Roman"/>
+          <w:sz w:val="24"/>
+          <w:lang w:val="en-US"/>
+        </w:rPr>
+        <w:t>sbin</w:t>
+      </w:r>
+      <w:proofErr w:type="spellEnd"/>
+      <w:r>
+        <w:rPr>
+          <w:rFonts w:ascii="Times New Roman" w:hAnsi="Times New Roman" w:cs="Times New Roman"/>
+          <w:sz w:val="24"/>
+          <w:lang w:val="en-US"/>
+        </w:rPr>
+        <w:t>/</w:t>
+      </w:r>
+      <w:proofErr w:type="spellStart"/>
+      <w:r>
+        <w:rPr>
+          <w:rFonts w:ascii="Times New Roman" w:hAnsi="Times New Roman" w:cs="Times New Roman"/>
+          <w:sz w:val="24"/>
+          <w:lang w:val="en-US"/>
+        </w:rPr>
+        <w:t>nologin</w:t>
+      </w:r>
+      <w:proofErr w:type="spellEnd"/>
+    </w:p>
+    <w:p>
+      <w:pPr>
+        <w:spacing w:after="0" w:line="240" w:lineRule="atLeast"/>
+        <w:rPr>
+          <w:rFonts w:ascii="Times New Roman" w:hAnsi="Times New Roman" w:cs="Times New Roman"/>
+          <w:sz w:val="24"/>
+          <w:lang w:val="en-US"/>
+        </w:rPr>
+      </w:pPr>
+      <w:r>
+        <w:rPr>
+          <w:rFonts w:ascii="Times New Roman" w:hAnsi="Times New Roman" w:cs="Times New Roman"/>
+          <w:sz w:val="24"/>
+          <w:lang w:val="en-US"/>
+        </w:rPr>
+        <w:t>_apt</w:t>
+      </w:r>
+      <w:proofErr w:type="gramStart"/>
+      <w:r>
+        <w:rPr>
+          <w:rFonts w:ascii="Times New Roman" w:hAnsi="Times New Roman" w:cs="Times New Roman"/>
+          <w:sz w:val="24"/>
+          <w:lang w:val="en-US"/>
+        </w:rPr>
+        <w:t>:x:42:65534</w:t>
+      </w:r>
+      <w:proofErr w:type="gramEnd"/>
+      <w:r>
+        <w:rPr>
+          <w:rFonts w:ascii="Times New Roman" w:hAnsi="Times New Roman" w:cs="Times New Roman"/>
+          <w:sz w:val="24"/>
+          <w:lang w:val="en-US"/>
+        </w:rPr>
+        <w:t>::/nonexistent:/</w:t>
+      </w:r>
+      <w:proofErr w:type="spellStart"/>
+      <w:r>
+        <w:rPr>
+          <w:rFonts w:ascii="Times New Roman" w:hAnsi="Times New Roman" w:cs="Times New Roman"/>
+          <w:sz w:val="24"/>
+          <w:lang w:val="en-US"/>
+        </w:rPr>
+        <w:t>usr</w:t>
+      </w:r>
+      <w:proofErr w:type="spellEnd"/>
+      <w:r>
+        <w:rPr>
+          <w:rFonts w:ascii="Times New Roman" w:hAnsi="Times New Roman" w:cs="Times New Roman"/>
+          <w:sz w:val="24"/>
+          <w:lang w:val="en-US"/>
+        </w:rPr>
+        <w:t>/</w:t>
+      </w:r>
+      <w:proofErr w:type="spellStart"/>
+      <w:r>
+        <w:rPr>
+          <w:rFonts w:ascii="Times New Roman" w:hAnsi="Times New Roman" w:cs="Times New Roman"/>
+          <w:sz w:val="24"/>
+          <w:lang w:val="en-US"/>
+        </w:rPr>
+        <w:t>sbin</w:t>
+      </w:r>
+      <w:proofErr w:type="spellEnd"/>
+      <w:r>
+        <w:rPr>
+          <w:rFonts w:ascii="Times New Roman" w:hAnsi="Times New Roman" w:cs="Times New Roman"/>
+          <w:sz w:val="24"/>
+          <w:lang w:val="en-US"/>
+        </w:rPr>
+        <w:t>/</w:t>
+      </w:r>
+      <w:proofErr w:type="spellStart"/>
+      <w:r>
+        <w:rPr>
+          <w:rFonts w:ascii="Times New Roman" w:hAnsi="Times New Roman" w:cs="Times New Roman"/>
+          <w:sz w:val="24"/>
+          <w:lang w:val="en-US"/>
+        </w:rPr>
+        <w:t>nologin</w:t>
+      </w:r>
+      <w:proofErr w:type="spellEnd"/>
+    </w:p>
+    <w:p>
+      <w:pPr>
+        <w:spacing w:after="0" w:line="240" w:lineRule="atLeast"/>
+        <w:rPr>
+          <w:rFonts w:ascii="Times New Roman" w:hAnsi="Times New Roman" w:cs="Times New Roman"/>
+          <w:sz w:val="24"/>
+          <w:lang w:val="en-US"/>
+        </w:rPr>
+      </w:pPr>
+      <w:proofErr w:type="gramStart"/>
+      <w:r>
+        <w:rPr>
+          <w:rFonts w:ascii="Times New Roman" w:hAnsi="Times New Roman" w:cs="Times New Roman"/>
+          <w:sz w:val="24"/>
+          <w:lang w:val="en-US"/>
+        </w:rPr>
+        <w:t>nobody:</w:t>
+      </w:r>
+      <w:proofErr w:type="gramEnd"/>
+      <w:r>
+        <w:rPr>
+          <w:rFonts w:ascii="Times New Roman" w:hAnsi="Times New Roman" w:cs="Times New Roman"/>
+          <w:sz w:val="24"/>
+          <w:lang w:val="en-US"/>
+        </w:rPr>
+        <w:t>x:65534:65534:nobody:/nonexistent:/</w:t>
+      </w:r>
+      <w:proofErr w:type="spellStart"/>
+      <w:r>
+        <w:rPr>
+          <w:rFonts w:ascii="Times New Roman" w:hAnsi="Times New Roman" w:cs="Times New Roman"/>
+          <w:sz w:val="24"/>
+          <w:lang w:val="en-US"/>
+        </w:rPr>
+        <w:t>usr</w:t>
+      </w:r>
+      <w:proofErr w:type="spellEnd"/>
+      <w:r>
+        <w:rPr>
+          <w:rFonts w:ascii="Times New Roman" w:hAnsi="Times New Roman" w:cs="Times New Roman"/>
+          <w:sz w:val="24"/>
+          <w:lang w:val="en-US"/>
+        </w:rPr>
+        <w:t>/</w:t>
+      </w:r>
+      <w:proofErr w:type="spellStart"/>
+      <w:r>
+        <w:rPr>
+          <w:rFonts w:ascii="Times New Roman" w:hAnsi="Times New Roman" w:cs="Times New Roman"/>
+          <w:sz w:val="24"/>
+          <w:lang w:val="en-US"/>
+        </w:rPr>
+        <w:t>sbin</w:t>
+      </w:r>
+      <w:proofErr w:type="spellEnd"/>
+      <w:r>
+        <w:rPr>
+          <w:rFonts w:ascii="Times New Roman" w:hAnsi="Times New Roman" w:cs="Times New Roman"/>
+          <w:sz w:val="24"/>
+          <w:lang w:val="en-US"/>
+        </w:rPr>
+        <w:t>/</w:t>
+      </w:r>
+      <w:proofErr w:type="spellStart"/>
+      <w:r>
+        <w:rPr>
+          <w:rFonts w:ascii="Times New Roman" w:hAnsi="Times New Roman" w:cs="Times New Roman"/>
+          <w:sz w:val="24"/>
+          <w:lang w:val="en-US"/>
+        </w:rPr>
+        <w:t>nologin</w:t>
+      </w:r>
+      <w:proofErr w:type="spellEnd"/>
+    </w:p>
+    <w:p>
+      <w:pPr>
+        <w:spacing w:after="0" w:line="240" w:lineRule="atLeast"/>
+        <w:rPr>
+          <w:rFonts w:ascii="Times New Roman" w:hAnsi="Times New Roman" w:cs="Times New Roman"/>
+          <w:sz w:val="24"/>
+          <w:lang w:val="en-US"/>
+        </w:rPr>
+      </w:pPr>
+    </w:p>
+    <w:p>
+      <w:pPr>
+        <w:spacing w:after="0" w:line="240" w:lineRule="atLeast"/>
+        <w:rPr>
+          <w:rFonts w:ascii="Times New Roman" w:hAnsi="Times New Roman" w:cs="Times New Roman"/>
+          <w:sz w:val="24"/>
+        </w:rPr>
+      </w:pPr>
+      <w:r>
+        <w:rPr>
+          <w:rFonts w:ascii="Times New Roman" w:hAnsi="Times New Roman" w:cs="Times New Roman"/>
+          <w:sz w:val="24"/>
+        </w:rPr>
+        <w:t xml:space="preserve">Внешняя сущность </w:t>
+      </w:r>
+      <w:proofErr w:type="spellStart"/>
+      <w:r>
+        <w:rPr>
+          <w:rFonts w:ascii="Times New Roman" w:hAnsi="Times New Roman" w:cs="Times New Roman"/>
+          <w:sz w:val="24"/>
+          <w:lang w:val="en-US"/>
+        </w:rPr>
+        <w:t>xxe</w:t>
+      </w:r>
+      <w:proofErr w:type="spellEnd"/>
+      <w:r>
+        <w:rPr>
+          <w:rFonts w:ascii="Times New Roman" w:hAnsi="Times New Roman" w:cs="Times New Roman"/>
+          <w:sz w:val="24"/>
+        </w:rPr>
+        <w:t xml:space="preserve"> объявляется внутри блока </w:t>
+      </w:r>
+      <w:r>
+        <w:rPr>
+          <w:rFonts w:ascii="Times New Roman" w:hAnsi="Times New Roman" w:cs="Times New Roman"/>
+          <w:sz w:val="24"/>
+          <w:lang w:val="en-US"/>
+        </w:rPr>
+        <w:t>DOCTYPE</w:t>
+      </w:r>
+      <w:r>
+        <w:rPr>
+          <w:rFonts w:ascii="Times New Roman" w:hAnsi="Times New Roman" w:cs="Times New Roman"/>
+          <w:sz w:val="24"/>
+        </w:rPr>
+        <w:t xml:space="preserve"> в </w:t>
+      </w:r>
+      <w:r>
+        <w:rPr>
+          <w:rFonts w:ascii="Times New Roman" w:hAnsi="Times New Roman" w:cs="Times New Roman"/>
+          <w:sz w:val="24"/>
+          <w:lang w:val="en-US"/>
+        </w:rPr>
+        <w:t>DTD</w:t>
+      </w:r>
+      <w:r>
+        <w:rPr>
+          <w:rFonts w:ascii="Times New Roman" w:hAnsi="Times New Roman" w:cs="Times New Roman"/>
+          <w:sz w:val="24"/>
+        </w:rPr>
+        <w:t>:</w:t>
+      </w:r>
+    </w:p>
+    <w:p>
+      <w:pPr>
+        <w:spacing w:after="0" w:line="240" w:lineRule="atLeast"/>
+        <w:rPr>
+          <w:rFonts w:ascii="Times New Roman" w:hAnsi="Times New Roman" w:cs="Times New Roman"/>
+          <w:sz w:val="24"/>
+          <w:lang w:val="en-US"/>
+        </w:rPr>
+      </w:pPr>
+      <w:proofErr w:type="gramStart"/>
+      <w:r>
+        <w:rPr>
+          <w:rFonts w:ascii="Times New Roman" w:hAnsi="Times New Roman" w:cs="Times New Roman"/>
+          <w:sz w:val="24"/>
+          <w:lang w:val="en-US"/>
+        </w:rPr>
+        <w:t>&lt;!ENTITY</w:t>
+      </w:r>
+      <w:proofErr w:type="gramEnd"/>
+      <w:r>
+        <w:rPr>
+          <w:rFonts w:ascii="Times New Roman" w:hAnsi="Times New Roman" w:cs="Times New Roman"/>
+          <w:sz w:val="24"/>
+          <w:lang w:val="en-US"/>
+        </w:rPr>
+        <w:t xml:space="preserve"> </w:t>
+      </w:r>
+      <w:proofErr w:type="spellStart"/>
+      <w:r>
+        <w:rPr>
+          <w:rFonts w:ascii="Times New Roman" w:hAnsi="Times New Roman" w:cs="Times New Roman"/>
+          <w:sz w:val="24"/>
+          <w:lang w:val="en-US"/>
+        </w:rPr>
+        <w:t>xxe</w:t>
+      </w:r>
+      <w:proofErr w:type="spellEnd"/>
+      <w:r>
+        <w:rPr>
+          <w:rFonts w:ascii="Times New Roman" w:hAnsi="Times New Roman" w:cs="Times New Roman"/>
+          <w:sz w:val="24"/>
+          <w:lang w:val="en-US"/>
+        </w:rPr>
+        <w:t xml:space="preserve"> SYSTEM "file:///etc/passwd"&gt;</w:t>
+      </w:r>
+    </w:p>
+    <w:p>
+      <w:pPr>
+        <w:spacing w:after="0" w:line="240" w:lineRule="atLeast"/>
+        <w:rPr>
+          <w:rFonts w:ascii="Times New Roman" w:hAnsi="Times New Roman" w:cs="Times New Roman"/>
+          <w:sz w:val="24"/>
+          <w:lang w:val="en-US"/>
+        </w:rPr>
+      </w:pPr>
+    </w:p>
+    <w:p>
+      <w:pPr>
+        <w:spacing w:after="0" w:line="240" w:lineRule="atLeast"/>
+        <w:rPr>
+          <w:rFonts w:ascii="Times New Roman" w:hAnsi="Times New Roman" w:cs="Times New Roman"/>
+          <w:sz w:val="24"/>
+        </w:rPr>
+      </w:pPr>
+      <w:r>
+        <w:rPr>
+          <w:rFonts w:ascii="Times New Roman" w:hAnsi="Times New Roman" w:cs="Times New Roman"/>
+          <w:sz w:val="24"/>
+        </w:rPr>
+        <w:t>С</w:t>
+      </w:r>
+      <w:r>
+        <w:rPr>
+          <w:rFonts w:ascii="Times New Roman" w:hAnsi="Times New Roman" w:cs="Times New Roman"/>
+          <w:sz w:val="24"/>
+        </w:rPr>
+        <w:t xml:space="preserve">сылка на </w:t>
+      </w:r>
+      <w:proofErr w:type="gramStart"/>
+      <w:r>
+        <w:rPr>
+          <w:rFonts w:ascii="Times New Roman" w:hAnsi="Times New Roman" w:cs="Times New Roman"/>
+          <w:sz w:val="24"/>
+        </w:rPr>
+        <w:t>сущность</w:t>
+      </w:r>
+      <w:r>
+        <w:rPr>
+          <w:rFonts w:ascii="Times New Roman" w:hAnsi="Times New Roman" w:cs="Times New Roman"/>
+          <w:sz w:val="24"/>
+        </w:rPr>
+        <w:t xml:space="preserve"> </w:t>
+      </w:r>
+      <w:r>
+        <w:rPr>
+          <w:rFonts w:ascii="Times New Roman" w:hAnsi="Times New Roman" w:cs="Times New Roman"/>
+          <w:sz w:val="24"/>
+        </w:rPr>
+        <w:t>&gt;</w:t>
+      </w:r>
+      <w:proofErr w:type="gramEnd"/>
+      <w:r>
+        <w:rPr>
+          <w:rFonts w:ascii="Times New Roman" w:hAnsi="Times New Roman" w:cs="Times New Roman"/>
+          <w:sz w:val="24"/>
+        </w:rPr>
+        <w:t>&amp;</w:t>
+      </w:r>
+      <w:proofErr w:type="spellStart"/>
+      <w:r>
+        <w:rPr>
+          <w:rFonts w:ascii="Times New Roman" w:hAnsi="Times New Roman" w:cs="Times New Roman"/>
+          <w:sz w:val="24"/>
+        </w:rPr>
+        <w:t>xxe</w:t>
+      </w:r>
+      <w:proofErr w:type="spellEnd"/>
+      <w:r>
+        <w:rPr>
+          <w:rFonts w:ascii="Times New Roman" w:hAnsi="Times New Roman" w:cs="Times New Roman"/>
+          <w:sz w:val="24"/>
+        </w:rPr>
+        <w:t xml:space="preserve"> п</w:t>
+      </w:r>
+      <w:r>
+        <w:rPr>
+          <w:rFonts w:ascii="Times New Roman" w:hAnsi="Times New Roman" w:cs="Times New Roman"/>
+          <w:sz w:val="24"/>
+        </w:rPr>
+        <w:t>ри обработке XML‑</w:t>
+      </w:r>
+      <w:proofErr w:type="spellStart"/>
+      <w:r>
+        <w:rPr>
+          <w:rFonts w:ascii="Times New Roman" w:hAnsi="Times New Roman" w:cs="Times New Roman"/>
+          <w:sz w:val="24"/>
+        </w:rPr>
+        <w:t>парсером</w:t>
+      </w:r>
+      <w:proofErr w:type="spellEnd"/>
+      <w:r>
+        <w:rPr>
+          <w:rFonts w:ascii="Times New Roman" w:hAnsi="Times New Roman" w:cs="Times New Roman"/>
+          <w:sz w:val="24"/>
+        </w:rPr>
+        <w:t xml:space="preserve"> она будет заменена на значение, определённое в DTD.</w:t>
+      </w:r>
+    </w:p>
+    <w:p>
+      <w:pPr>
+        <w:spacing w:after="0" w:line="240" w:lineRule="atLeast"/>
+        <w:rPr>
+          <w:rFonts w:ascii="Times New Roman" w:hAnsi="Times New Roman" w:cs="Times New Roman"/>
+          <w:sz w:val="24"/>
+        </w:rPr>
+      </w:pPr>
+    </w:p>
+    <w:p>
+      <w:pPr>
+        <w:spacing w:after="0" w:line="240" w:lineRule="atLeast"/>
+        <w:rPr>
+          <w:rFonts w:ascii="Times New Roman" w:hAnsi="Times New Roman" w:cs="Times New Roman"/>
+          <w:sz w:val="24"/>
+        </w:rPr>
+      </w:pPr>
+      <w:proofErr w:type="spellStart"/>
+      <w:r>
+        <w:rPr>
+          <w:rFonts w:ascii="Times New Roman" w:hAnsi="Times New Roman" w:cs="Times New Roman"/>
+          <w:sz w:val="24"/>
+        </w:rPr>
+        <w:t>Парсер</w:t>
+      </w:r>
+      <w:proofErr w:type="spellEnd"/>
+      <w:r>
+        <w:rPr>
+          <w:rFonts w:ascii="Times New Roman" w:hAnsi="Times New Roman" w:cs="Times New Roman"/>
+          <w:sz w:val="24"/>
+        </w:rPr>
+        <w:t xml:space="preserve"> пытается загрузить содержимое по указанному </w:t>
+      </w:r>
+      <w:r>
+        <w:rPr>
+          <w:rFonts w:ascii="Times New Roman" w:hAnsi="Times New Roman" w:cs="Times New Roman"/>
+          <w:sz w:val="24"/>
+        </w:rPr>
+        <w:t xml:space="preserve">адресу и </w:t>
+      </w:r>
+      <w:r>
+        <w:rPr>
+          <w:rFonts w:ascii="Times New Roman" w:hAnsi="Times New Roman" w:cs="Times New Roman"/>
+          <w:sz w:val="24"/>
+        </w:rPr>
+        <w:t xml:space="preserve">интерпретирует file:///etc/passwd как запрос к </w:t>
+      </w:r>
+      <w:r>
+        <w:rPr>
+          <w:rFonts w:ascii="Times New Roman" w:hAnsi="Times New Roman" w:cs="Times New Roman"/>
+          <w:sz w:val="24"/>
+        </w:rPr>
+        <w:t xml:space="preserve">файлу в системе и </w:t>
+      </w:r>
+      <w:r>
+        <w:rPr>
+          <w:rFonts w:ascii="Times New Roman" w:hAnsi="Times New Roman" w:cs="Times New Roman"/>
+          <w:sz w:val="24"/>
+        </w:rPr>
+        <w:t xml:space="preserve">у </w:t>
+      </w:r>
+      <w:proofErr w:type="spellStart"/>
+      <w:r>
+        <w:rPr>
+          <w:rFonts w:ascii="Times New Roman" w:hAnsi="Times New Roman" w:cs="Times New Roman"/>
+          <w:sz w:val="24"/>
+        </w:rPr>
+        <w:t>парсера</w:t>
+      </w:r>
+      <w:proofErr w:type="spellEnd"/>
+      <w:r>
+        <w:rPr>
+          <w:rFonts w:ascii="Times New Roman" w:hAnsi="Times New Roman" w:cs="Times New Roman"/>
+          <w:sz w:val="24"/>
+        </w:rPr>
+        <w:t xml:space="preserve"> есть права на чтение, его содержимое загружается и подставляется вместо &amp;</w:t>
+      </w:r>
+      <w:proofErr w:type="spellStart"/>
+      <w:r>
+        <w:rPr>
+          <w:rFonts w:ascii="Times New Roman" w:hAnsi="Times New Roman" w:cs="Times New Roman"/>
+          <w:sz w:val="24"/>
+        </w:rPr>
+        <w:t>xxe</w:t>
+      </w:r>
+      <w:proofErr w:type="spellEnd"/>
+      <w:r>
+        <w:rPr>
+          <w:rFonts w:ascii="Times New Roman" w:hAnsi="Times New Roman" w:cs="Times New Roman"/>
+          <w:sz w:val="24"/>
+        </w:rPr>
+        <w:t>.</w:t>
+      </w:r>
+    </w:p>
+    <w:p>
+      <w:pPr>
+        <w:spacing w:after="0" w:line="240" w:lineRule="atLeast"/>
+        <w:rPr>
+          <w:rFonts w:ascii="Times New Roman" w:hAnsi="Times New Roman" w:cs="Times New Roman"/>
+          <w:sz w:val="24"/>
+        </w:rPr>
+      </w:pPr>
+    </w:p>
+    <w:p>
+      <w:pPr>
+        <w:spacing w:after="0" w:line="240" w:lineRule="atLeast"/>
+        <w:rPr>
+          <w:rFonts w:ascii="Times New Roman" w:hAnsi="Times New Roman" w:cs="Times New Roman"/>
+          <w:sz w:val="24"/>
+        </w:rPr>
+      </w:pPr>
+    </w:p>
+    <w:p>
+      <w:pPr>
+        <w:spacing w:after="0" w:line="240" w:lineRule="atLeast"/>
+        <w:ind w:firstLine="708"/>
+        <w:rPr>
+          <w:rFonts w:ascii="Times New Roman" w:hAnsi="Times New Roman" w:cs="Times New Roman"/>
+          <w:sz w:val="24"/>
+        </w:rPr>
+      </w:pPr>
       <w:bookmarkStart w:id="0" w:name="_GoBack"/>
       <w:bookmarkEnd w:id="0"/>
-    </w:p>
-    <w:p>
-      <w:pPr>
-        <w:shd w:val="clear" w:color="auto" w:fill="FFFFFF"/>
-        <w:spacing w:after="0" w:line="285" w:lineRule="atLeast"/>
-        <w:rPr>
-          <w:rFonts w:ascii="Consolas" w:eastAsia="Times New Roman" w:hAnsi="Consolas" w:cs="Times New Roman"/>
-          <w:color w:val="3B3B3B"/>
-          <w:sz w:val="21"/>
-          <w:szCs w:val="21"/>
-          <w:lang w:val="en-US" w:eastAsia="ru-RU"/>
-        </w:rPr>
-      </w:pPr>
-      <w:r>
-        <w:rPr>
-          <w:rFonts w:ascii="Consolas" w:eastAsia="Times New Roman" w:hAnsi="Consolas" w:cs="Times New Roman"/>
-          <w:color w:val="800000"/>
-          <w:sz w:val="21"/>
-          <w:szCs w:val="21"/>
-          <w:lang w:val="en-US" w:eastAsia="ru-RU"/>
-        </w:rPr>
-        <w:t>&lt;/user&gt;</w:t>
-      </w:r>
-    </w:p>
-    <w:p>
-      <w:pPr>
-        <w:rPr>
-          <w:lang w:val="en-US"/>
-        </w:rPr>
-      </w:pPr>
-    </w:p>
-    <w:p>
-      <w:pPr>
-        <w:rPr>
-          <w:lang w:val="en-US"/>
-        </w:rPr>
-      </w:pPr>
-    </w:p>
-    <w:p>
-      <w:pPr>
-        <w:shd w:val="clear" w:color="auto" w:fill="FFFFFF"/>
-        <w:spacing w:after="0" w:line="285" w:lineRule="atLeast"/>
-        <w:rPr>
-          <w:rFonts w:ascii="Consolas" w:eastAsia="Times New Roman" w:hAnsi="Consolas" w:cs="Times New Roman"/>
-          <w:color w:val="3B3B3B"/>
-          <w:sz w:val="21"/>
-          <w:szCs w:val="21"/>
-          <w:lang w:val="en-US" w:eastAsia="ru-RU"/>
-        </w:rPr>
-      </w:pPr>
-      <w:proofErr w:type="gramStart"/>
-      <w:r>
-        <w:rPr>
-          <w:rFonts w:ascii="Consolas" w:eastAsia="Times New Roman" w:hAnsi="Consolas" w:cs="Times New Roman"/>
-          <w:color w:val="800000"/>
-          <w:sz w:val="21"/>
-          <w:szCs w:val="21"/>
-          <w:lang w:val="en-US" w:eastAsia="ru-RU"/>
-        </w:rPr>
-        <w:t>&lt;?xml</w:t>
-      </w:r>
-      <w:proofErr w:type="gramEnd"/>
-      <w:r>
-        <w:rPr>
-          <w:rFonts w:ascii="Consolas" w:eastAsia="Times New Roman" w:hAnsi="Consolas" w:cs="Times New Roman"/>
-          <w:color w:val="E50000"/>
-          <w:sz w:val="21"/>
-          <w:szCs w:val="21"/>
-          <w:lang w:val="en-US" w:eastAsia="ru-RU"/>
-        </w:rPr>
-        <w:t xml:space="preserve"> version</w:t>
-      </w:r>
-      <w:r>
-        <w:rPr>
-          <w:rFonts w:ascii="Consolas" w:eastAsia="Times New Roman" w:hAnsi="Consolas" w:cs="Times New Roman"/>
-          <w:color w:val="000000"/>
-          <w:sz w:val="21"/>
-          <w:szCs w:val="21"/>
-          <w:lang w:val="en-US" w:eastAsia="ru-RU"/>
-        </w:rPr>
-        <w:t>=</w:t>
-      </w:r>
-      <w:r>
-        <w:rPr>
-          <w:rFonts w:ascii="Consolas" w:eastAsia="Times New Roman" w:hAnsi="Consolas" w:cs="Times New Roman"/>
-          <w:color w:val="0000FF"/>
-          <w:sz w:val="21"/>
-          <w:szCs w:val="21"/>
-          <w:lang w:val="en-US" w:eastAsia="ru-RU"/>
-        </w:rPr>
-        <w:t>"1.0"</w:t>
-      </w:r>
-      <w:r>
-        <w:rPr>
-          <w:rFonts w:ascii="Consolas" w:eastAsia="Times New Roman" w:hAnsi="Consolas" w:cs="Times New Roman"/>
-          <w:color w:val="800000"/>
-          <w:sz w:val="21"/>
-          <w:szCs w:val="21"/>
-          <w:lang w:val="en-US" w:eastAsia="ru-RU"/>
-        </w:rPr>
-        <w:t>?&gt;</w:t>
-      </w:r>
-    </w:p>
-    <w:p>
-      <w:pPr>
-        <w:shd w:val="clear" w:color="auto" w:fill="FFFFFF"/>
-        <w:spacing w:after="0" w:line="285" w:lineRule="atLeast"/>
-        <w:rPr>
-          <w:rFonts w:ascii="Consolas" w:eastAsia="Times New Roman" w:hAnsi="Consolas" w:cs="Times New Roman"/>
-          <w:color w:val="3B3B3B"/>
-          <w:sz w:val="21"/>
-          <w:szCs w:val="21"/>
-          <w:lang w:val="en-US" w:eastAsia="ru-RU"/>
-        </w:rPr>
-      </w:pPr>
-      <w:proofErr w:type="gramStart"/>
-      <w:r>
-        <w:rPr>
-          <w:rFonts w:ascii="Consolas" w:eastAsia="Times New Roman" w:hAnsi="Consolas" w:cs="Times New Roman"/>
-          <w:color w:val="800000"/>
-          <w:sz w:val="21"/>
-          <w:szCs w:val="21"/>
-          <w:lang w:val="en-US" w:eastAsia="ru-RU"/>
-        </w:rPr>
-        <w:t>&lt;!</w:t>
-      </w:r>
-      <w:r>
-        <w:rPr>
-          <w:rFonts w:ascii="Consolas" w:eastAsia="Times New Roman" w:hAnsi="Consolas" w:cs="Times New Roman"/>
-          <w:color w:val="0000FF"/>
-          <w:sz w:val="21"/>
-          <w:szCs w:val="21"/>
-          <w:lang w:val="en-US" w:eastAsia="ru-RU"/>
-        </w:rPr>
-        <w:t>DOCTYPE</w:t>
-      </w:r>
-      <w:proofErr w:type="gramEnd"/>
-      <w:r>
-        <w:rPr>
-          <w:rFonts w:ascii="Consolas" w:eastAsia="Times New Roman" w:hAnsi="Consolas" w:cs="Times New Roman"/>
-          <w:color w:val="000000"/>
-          <w:sz w:val="21"/>
-          <w:szCs w:val="21"/>
-          <w:lang w:val="en-US" w:eastAsia="ru-RU"/>
-        </w:rPr>
-        <w:t xml:space="preserve"> </w:t>
-      </w:r>
-      <w:r>
-        <w:rPr>
-          <w:rFonts w:ascii="Consolas" w:eastAsia="Times New Roman" w:hAnsi="Consolas" w:cs="Times New Roman"/>
-          <w:color w:val="0000FF"/>
-          <w:sz w:val="21"/>
-          <w:szCs w:val="21"/>
-          <w:lang w:val="en-US" w:eastAsia="ru-RU"/>
-        </w:rPr>
-        <w:t>data</w:t>
-      </w:r>
-      <w:r>
-        <w:rPr>
-          <w:rFonts w:ascii="Consolas" w:eastAsia="Times New Roman" w:hAnsi="Consolas" w:cs="Times New Roman"/>
-          <w:color w:val="000000"/>
-          <w:sz w:val="21"/>
-          <w:szCs w:val="21"/>
-          <w:lang w:val="en-US" w:eastAsia="ru-RU"/>
-        </w:rPr>
-        <w:t xml:space="preserve"> [</w:t>
-      </w:r>
-    </w:p>
-    <w:p>
-      <w:pPr>
-        <w:shd w:val="clear" w:color="auto" w:fill="FFFFFF"/>
-        <w:spacing w:after="0" w:line="285" w:lineRule="atLeast"/>
-        <w:rPr>
-          <w:rFonts w:ascii="Consolas" w:eastAsia="Times New Roman" w:hAnsi="Consolas" w:cs="Times New Roman"/>
-          <w:color w:val="3B3B3B"/>
-          <w:sz w:val="21"/>
-          <w:szCs w:val="21"/>
-          <w:lang w:val="en-US" w:eastAsia="ru-RU"/>
-        </w:rPr>
-      </w:pPr>
-      <w:r>
-        <w:rPr>
-          <w:rFonts w:ascii="Consolas" w:eastAsia="Times New Roman" w:hAnsi="Consolas" w:cs="Times New Roman"/>
-          <w:color w:val="000000"/>
-          <w:sz w:val="21"/>
-          <w:szCs w:val="21"/>
-          <w:lang w:val="en-US" w:eastAsia="ru-RU"/>
-        </w:rPr>
-        <w:t xml:space="preserve">  </w:t>
-      </w:r>
-      <w:proofErr w:type="gramStart"/>
-      <w:r>
-        <w:rPr>
-          <w:rFonts w:ascii="Consolas" w:eastAsia="Times New Roman" w:hAnsi="Consolas" w:cs="Times New Roman"/>
-          <w:color w:val="800000"/>
-          <w:sz w:val="21"/>
-          <w:szCs w:val="21"/>
-          <w:lang w:val="en-US" w:eastAsia="ru-RU"/>
-        </w:rPr>
-        <w:t>&lt;!</w:t>
-      </w:r>
-      <w:r>
-        <w:rPr>
-          <w:rFonts w:ascii="Consolas" w:eastAsia="Times New Roman" w:hAnsi="Consolas" w:cs="Times New Roman"/>
-          <w:color w:val="0000FF"/>
-          <w:sz w:val="21"/>
-          <w:szCs w:val="21"/>
-          <w:lang w:val="en-US" w:eastAsia="ru-RU"/>
-        </w:rPr>
-        <w:t>ENTITY</w:t>
-      </w:r>
-      <w:proofErr w:type="gramEnd"/>
-      <w:r>
-        <w:rPr>
-          <w:rFonts w:ascii="Consolas" w:eastAsia="Times New Roman" w:hAnsi="Consolas" w:cs="Times New Roman"/>
-          <w:color w:val="000000"/>
-          <w:sz w:val="21"/>
-          <w:szCs w:val="21"/>
-          <w:lang w:val="en-US" w:eastAsia="ru-RU"/>
-        </w:rPr>
-        <w:t xml:space="preserve"> </w:t>
-      </w:r>
-      <w:proofErr w:type="spellStart"/>
-      <w:r>
-        <w:rPr>
-          <w:rFonts w:ascii="Consolas" w:eastAsia="Times New Roman" w:hAnsi="Consolas" w:cs="Times New Roman"/>
-          <w:color w:val="0000FF"/>
-          <w:sz w:val="21"/>
-          <w:szCs w:val="21"/>
-          <w:lang w:val="en-US" w:eastAsia="ru-RU"/>
-        </w:rPr>
-        <w:t>xxe</w:t>
-      </w:r>
-      <w:proofErr w:type="spellEnd"/>
-      <w:r>
-        <w:rPr>
-          <w:rFonts w:ascii="Consolas" w:eastAsia="Times New Roman" w:hAnsi="Consolas" w:cs="Times New Roman"/>
-          <w:color w:val="0000FF"/>
-          <w:sz w:val="21"/>
-          <w:szCs w:val="21"/>
-          <w:lang w:val="en-US" w:eastAsia="ru-RU"/>
-        </w:rPr>
-        <w:t xml:space="preserve"> SYSTEM "file:</w:t>
-      </w:r>
-      <w:r>
-        <w:rPr>
-          <w:rFonts w:ascii="Consolas" w:eastAsia="Times New Roman" w:hAnsi="Consolas" w:cs="Times New Roman"/>
-          <w:color w:val="0000FF"/>
-          <w:sz w:val="21"/>
-          <w:szCs w:val="21"/>
-          <w:lang w:val="en-US" w:eastAsia="ru-RU"/>
-        </w:rPr>
-        <w:t>app.py</w:t>
-      </w:r>
-      <w:r>
-        <w:rPr>
-          <w:rFonts w:ascii="Consolas" w:eastAsia="Times New Roman" w:hAnsi="Consolas" w:cs="Times New Roman"/>
-          <w:color w:val="0000FF"/>
-          <w:sz w:val="21"/>
-          <w:szCs w:val="21"/>
-          <w:lang w:val="en-US" w:eastAsia="ru-RU"/>
-        </w:rPr>
-        <w:t>"</w:t>
-      </w:r>
-      <w:r>
-        <w:rPr>
-          <w:rFonts w:ascii="Consolas" w:eastAsia="Times New Roman" w:hAnsi="Consolas" w:cs="Times New Roman"/>
-          <w:color w:val="800000"/>
-          <w:sz w:val="21"/>
-          <w:szCs w:val="21"/>
-          <w:lang w:val="en-US" w:eastAsia="ru-RU"/>
-        </w:rPr>
-        <w:t>&gt;</w:t>
-      </w:r>
-    </w:p>
-    <w:p>
-      <w:pPr>
-        <w:shd w:val="clear" w:color="auto" w:fill="FFFFFF"/>
-        <w:spacing w:after="0" w:line="285" w:lineRule="atLeast"/>
-        <w:rPr>
-          <w:rFonts w:ascii="Consolas" w:eastAsia="Times New Roman" w:hAnsi="Consolas" w:cs="Times New Roman"/>
-          <w:color w:val="3B3B3B"/>
-          <w:sz w:val="21"/>
-          <w:szCs w:val="21"/>
-          <w:lang w:val="en-US" w:eastAsia="ru-RU"/>
-        </w:rPr>
-      </w:pPr>
-      <w:r>
-        <w:rPr>
-          <w:rFonts w:ascii="Consolas" w:eastAsia="Times New Roman" w:hAnsi="Consolas" w:cs="Times New Roman"/>
-          <w:color w:val="000000"/>
-          <w:sz w:val="21"/>
-          <w:szCs w:val="21"/>
-          <w:lang w:val="en-US" w:eastAsia="ru-RU"/>
-        </w:rPr>
-        <w:t>]</w:t>
-      </w:r>
-      <w:r>
-        <w:rPr>
-          <w:rFonts w:ascii="Consolas" w:eastAsia="Times New Roman" w:hAnsi="Consolas" w:cs="Times New Roman"/>
-          <w:color w:val="800000"/>
-          <w:sz w:val="21"/>
-          <w:szCs w:val="21"/>
-          <w:lang w:val="en-US" w:eastAsia="ru-RU"/>
-        </w:rPr>
-        <w:t>&gt;</w:t>
-      </w:r>
-    </w:p>
-    <w:p>
-      <w:pPr>
-        <w:shd w:val="clear" w:color="auto" w:fill="FFFFFF"/>
-        <w:spacing w:after="0" w:line="285" w:lineRule="atLeast"/>
-        <w:rPr>
-          <w:rFonts w:ascii="Consolas" w:eastAsia="Times New Roman" w:hAnsi="Consolas" w:cs="Times New Roman"/>
-          <w:color w:val="3B3B3B"/>
-          <w:sz w:val="21"/>
-          <w:szCs w:val="21"/>
-          <w:lang w:val="en-US" w:eastAsia="ru-RU"/>
-        </w:rPr>
-      </w:pPr>
-      <w:r>
-        <w:rPr>
-          <w:rFonts w:ascii="Consolas" w:eastAsia="Times New Roman" w:hAnsi="Consolas" w:cs="Times New Roman"/>
-          <w:color w:val="800000"/>
-          <w:sz w:val="21"/>
-          <w:szCs w:val="21"/>
-          <w:lang w:val="en-US" w:eastAsia="ru-RU"/>
-        </w:rPr>
-        <w:t>&lt;</w:t>
-      </w:r>
-      <w:proofErr w:type="gramStart"/>
-      <w:r>
-        <w:rPr>
-          <w:rFonts w:ascii="Consolas" w:eastAsia="Times New Roman" w:hAnsi="Consolas" w:cs="Times New Roman"/>
-          <w:color w:val="800000"/>
-          <w:sz w:val="21"/>
-          <w:szCs w:val="21"/>
-          <w:lang w:val="en-US" w:eastAsia="ru-RU"/>
-        </w:rPr>
-        <w:t>user</w:t>
-      </w:r>
-      <w:proofErr w:type="gramEnd"/>
-      <w:r>
-        <w:rPr>
-          <w:rFonts w:ascii="Consolas" w:eastAsia="Times New Roman" w:hAnsi="Consolas" w:cs="Times New Roman"/>
-          <w:color w:val="800000"/>
-          <w:sz w:val="21"/>
-          <w:szCs w:val="21"/>
-          <w:lang w:val="en-US" w:eastAsia="ru-RU"/>
-        </w:rPr>
-        <w:t>&gt;</w:t>
-      </w:r>
-    </w:p>
-    <w:p>
-      <w:pPr>
-        <w:shd w:val="clear" w:color="auto" w:fill="FFFFFF"/>
-        <w:spacing w:after="0" w:line="285" w:lineRule="atLeast"/>
-        <w:rPr>
-          <w:rFonts w:ascii="Consolas" w:eastAsia="Times New Roman" w:hAnsi="Consolas" w:cs="Times New Roman"/>
-          <w:color w:val="3B3B3B"/>
-          <w:sz w:val="21"/>
-          <w:szCs w:val="21"/>
-          <w:lang w:val="en-US" w:eastAsia="ru-RU"/>
-        </w:rPr>
-      </w:pPr>
-      <w:r>
-        <w:rPr>
-          <w:rFonts w:ascii="Consolas" w:eastAsia="Times New Roman" w:hAnsi="Consolas" w:cs="Times New Roman"/>
-          <w:color w:val="000000"/>
-          <w:sz w:val="21"/>
-          <w:szCs w:val="21"/>
-          <w:lang w:val="en-US" w:eastAsia="ru-RU"/>
-        </w:rPr>
-        <w:t xml:space="preserve">    </w:t>
-      </w:r>
-      <w:r>
-        <w:rPr>
-          <w:rFonts w:ascii="Consolas" w:eastAsia="Times New Roman" w:hAnsi="Consolas" w:cs="Times New Roman"/>
-          <w:color w:val="800000"/>
-          <w:sz w:val="21"/>
-          <w:szCs w:val="21"/>
-          <w:lang w:val="en-US" w:eastAsia="ru-RU"/>
-        </w:rPr>
-        <w:t>&lt;</w:t>
-      </w:r>
-      <w:proofErr w:type="gramStart"/>
-      <w:r>
-        <w:rPr>
-          <w:rFonts w:ascii="Consolas" w:eastAsia="Times New Roman" w:hAnsi="Consolas" w:cs="Times New Roman"/>
-          <w:color w:val="800000"/>
-          <w:sz w:val="21"/>
-          <w:szCs w:val="21"/>
-          <w:lang w:val="en-US" w:eastAsia="ru-RU"/>
-        </w:rPr>
-        <w:t>name</w:t>
-      </w:r>
-      <w:proofErr w:type="gramEnd"/>
-      <w:r>
-        <w:rPr>
-          <w:rFonts w:ascii="Consolas" w:eastAsia="Times New Roman" w:hAnsi="Consolas" w:cs="Times New Roman"/>
-          <w:color w:val="800000"/>
-          <w:sz w:val="21"/>
-          <w:szCs w:val="21"/>
-          <w:lang w:val="en-US" w:eastAsia="ru-RU"/>
-        </w:rPr>
-        <w:t>&gt;</w:t>
-      </w:r>
-      <w:r>
-        <w:rPr>
-          <w:rFonts w:ascii="Consolas" w:eastAsia="Times New Roman" w:hAnsi="Consolas" w:cs="Times New Roman"/>
-          <w:color w:val="0000FF"/>
-          <w:sz w:val="21"/>
-          <w:szCs w:val="21"/>
-          <w:lang w:val="en-US" w:eastAsia="ru-RU"/>
-        </w:rPr>
-        <w:t>&amp;</w:t>
-      </w:r>
-      <w:proofErr w:type="spellStart"/>
-      <w:r>
-        <w:rPr>
-          <w:rFonts w:ascii="Consolas" w:eastAsia="Times New Roman" w:hAnsi="Consolas" w:cs="Times New Roman"/>
-          <w:color w:val="0000FF"/>
-          <w:sz w:val="21"/>
-          <w:szCs w:val="21"/>
-          <w:lang w:val="en-US" w:eastAsia="ru-RU"/>
-        </w:rPr>
-        <w:t>xxe</w:t>
-      </w:r>
-      <w:proofErr w:type="spellEnd"/>
-      <w:r>
-        <w:rPr>
-          <w:rFonts w:ascii="Consolas" w:eastAsia="Times New Roman" w:hAnsi="Consolas" w:cs="Times New Roman"/>
-          <w:color w:val="0000FF"/>
-          <w:sz w:val="21"/>
-          <w:szCs w:val="21"/>
-          <w:lang w:val="en-US" w:eastAsia="ru-RU"/>
-        </w:rPr>
-        <w:t>;</w:t>
-      </w:r>
-      <w:r>
-        <w:rPr>
-          <w:rFonts w:ascii="Consolas" w:eastAsia="Times New Roman" w:hAnsi="Consolas" w:cs="Times New Roman"/>
-          <w:color w:val="800000"/>
-          <w:sz w:val="21"/>
-          <w:szCs w:val="21"/>
-          <w:lang w:val="en-US" w:eastAsia="ru-RU"/>
-        </w:rPr>
-        <w:t>&lt;/name&gt;</w:t>
-      </w:r>
-    </w:p>
-    <w:p>
-      <w:pPr>
-        <w:shd w:val="clear" w:color="auto" w:fill="FFFFFF"/>
-        <w:spacing w:after="0" w:line="285" w:lineRule="atLeast"/>
-        <w:rPr>
-          <w:rFonts w:ascii="Consolas" w:eastAsia="Times New Roman" w:hAnsi="Consolas" w:cs="Times New Roman"/>
-          <w:color w:val="3B3B3B"/>
-          <w:sz w:val="21"/>
-          <w:szCs w:val="21"/>
-          <w:lang w:val="en-US" w:eastAsia="ru-RU"/>
-        </w:rPr>
-      </w:pPr>
-      <w:r>
-        <w:rPr>
-          <w:rFonts w:ascii="Consolas" w:eastAsia="Times New Roman" w:hAnsi="Consolas" w:cs="Times New Roman"/>
-          <w:color w:val="800000"/>
-          <w:sz w:val="21"/>
-          <w:szCs w:val="21"/>
-          <w:lang w:val="en-US" w:eastAsia="ru-RU"/>
-        </w:rPr>
-        <w:t>&lt;/user&gt;</w:t>
-      </w:r>
-    </w:p>
-    <w:p>
-      <w:pPr>
-        <w:rPr>
-          <w:lang w:val="en-US"/>
-        </w:rPr>
-      </w:pPr>
+      <w:r>
+        <w:rPr>
+          <w:rFonts w:ascii="Times New Roman" w:hAnsi="Times New Roman" w:cs="Times New Roman"/>
+          <w:sz w:val="24"/>
+        </w:rPr>
+        <w:t xml:space="preserve">При такой атаке злоумышленник может читать любые файлы в системе и раскрыть ее структуру, а также получить конфиденциальную информацию. </w:t>
+      </w:r>
+    </w:p>
+    <w:p>
+      <w:pPr>
+        <w:spacing w:after="0" w:line="240" w:lineRule="atLeast"/>
+        <w:rPr>
+          <w:rFonts w:ascii="Times New Roman" w:hAnsi="Times New Roman" w:cs="Times New Roman"/>
+          <w:sz w:val="24"/>
+        </w:rPr>
+      </w:pPr>
+    </w:p>
+    <w:p>
+      <w:pPr>
+        <w:spacing w:after="0" w:line="240" w:lineRule="atLeast"/>
+        <w:ind w:firstLine="708"/>
+        <w:rPr>
+          <w:rFonts w:ascii="Times New Roman" w:hAnsi="Times New Roman" w:cs="Times New Roman"/>
+          <w:sz w:val="24"/>
+        </w:rPr>
+      </w:pPr>
+      <w:r>
+        <w:rPr>
+          <w:rFonts w:ascii="Times New Roman" w:hAnsi="Times New Roman" w:cs="Times New Roman"/>
+          <w:sz w:val="24"/>
+        </w:rPr>
+        <w:t>Рекомендуется я</w:t>
+      </w:r>
+      <w:r>
+        <w:rPr>
+          <w:rFonts w:ascii="Times New Roman" w:hAnsi="Times New Roman" w:cs="Times New Roman"/>
+          <w:sz w:val="24"/>
+        </w:rPr>
+        <w:t>вно запрещать обработку внешних сущностей и загрузку DTD.</w:t>
+      </w:r>
+      <w:r>
+        <w:rPr>
+          <w:rFonts w:ascii="Times New Roman" w:hAnsi="Times New Roman" w:cs="Times New Roman"/>
+          <w:sz w:val="24"/>
+        </w:rPr>
+        <w:t xml:space="preserve"> Запретить </w:t>
+      </w:r>
+      <w:proofErr w:type="spellStart"/>
+      <w:r>
+        <w:rPr>
+          <w:rFonts w:ascii="Times New Roman" w:hAnsi="Times New Roman" w:cs="Times New Roman"/>
+          <w:sz w:val="24"/>
+        </w:rPr>
+        <w:t>парсер</w:t>
+      </w:r>
+      <w:r>
+        <w:rPr>
+          <w:rFonts w:ascii="Times New Roman" w:hAnsi="Times New Roman" w:cs="Times New Roman"/>
+          <w:sz w:val="24"/>
+        </w:rPr>
+        <w:t>у</w:t>
+      </w:r>
+      <w:proofErr w:type="spellEnd"/>
+      <w:r>
+        <w:rPr>
+          <w:rFonts w:ascii="Times New Roman" w:hAnsi="Times New Roman" w:cs="Times New Roman"/>
+          <w:sz w:val="24"/>
+        </w:rPr>
+        <w:t xml:space="preserve"> загружать </w:t>
+      </w:r>
+      <w:r>
+        <w:rPr>
+          <w:rFonts w:ascii="Times New Roman" w:hAnsi="Times New Roman" w:cs="Times New Roman"/>
+          <w:sz w:val="24"/>
+        </w:rPr>
+        <w:t>SYSTEM/PUBLIC сущности</w:t>
+      </w:r>
+      <w:r>
+        <w:rPr>
+          <w:rFonts w:ascii="Times New Roman" w:hAnsi="Times New Roman" w:cs="Times New Roman"/>
+          <w:sz w:val="24"/>
+        </w:rPr>
+        <w:t xml:space="preserve"> и </w:t>
+      </w:r>
+      <w:r>
+        <w:rPr>
+          <w:rFonts w:ascii="Times New Roman" w:hAnsi="Times New Roman" w:cs="Times New Roman"/>
+          <w:sz w:val="24"/>
+        </w:rPr>
+        <w:t>использовать JSON формат</w:t>
+      </w:r>
+      <w:r>
+        <w:rPr>
+          <w:rFonts w:ascii="Times New Roman" w:hAnsi="Times New Roman" w:cs="Times New Roman"/>
+          <w:sz w:val="24"/>
+        </w:rPr>
+        <w:t xml:space="preserve"> потому что в нём нет DTD</w:t>
+      </w:r>
+      <w:r>
+        <w:rPr>
+          <w:rFonts w:ascii="Times New Roman" w:hAnsi="Times New Roman" w:cs="Times New Roman"/>
+          <w:sz w:val="24"/>
+        </w:rPr>
+        <w:t xml:space="preserve"> и сущностей.</w:t>
+      </w:r>
     </w:p>
     <w:sectPr>
       <w:pgSz w:w="11906" w:h="16838"/>
@@ -1306,6 +3021,17 @@
     <w:semiHidden/>
     <w:unhideWhenUsed/>
   </w:style>
+  <w:style w:type="character" w:styleId="a3">
+    <w:name w:val="Hyperlink"/>
+    <w:basedOn w:val="a0"/>
+    <w:uiPriority w:val="99"/>
+    <w:unhideWhenUsed/>
+    <w:rsid w:val="001B5626"/>
+    <w:rPr>
+      <w:color w:val="0563C1" w:themeColor="hyperlink"/>
+      <w:u w:val="single"/>
+    </w:rPr>
+  </w:style>
 </w:styles>
 </file>
 
